--- a/mokdong2/2fin/word/MDJ2_L5-L7_ByPart_Compact_A4.docx
+++ b/mokdong2/2fin/word/MDJ2_L5-L7_ByPart_Compact_A4.docx
@@ -281,8 +281,8 @@
     </w:tbl>
     <w:p>
       <w:pPr>
+        <w:shd w:val="clear" w:color="auto" w:fill="FFF4D6"/>
         <w:spacing w:before="60" w:after="60"/>
-        <w:shd w:val="clear" w:color="auto" w:fill="FFF4D6"/>
       </w:pPr>
       <w:r>
         <w:rPr>
@@ -4265,8 +4265,8 @@
     </w:tbl>
     <w:p>
       <w:pPr>
+        <w:shd w:val="clear" w:color="auto" w:fill="FFF4D6"/>
         <w:spacing w:before="60" w:after="60"/>
-        <w:shd w:val="clear" w:color="auto" w:fill="FFF4D6"/>
       </w:pPr>
       <w:r>
         <w:rPr>
@@ -6315,8 +6315,8 @@
     </w:tbl>
     <w:p>
       <w:pPr>
+        <w:shd w:val="clear" w:color="auto" w:fill="FFF4D6"/>
         <w:spacing w:before="60" w:after="60"/>
-        <w:shd w:val="clear" w:color="auto" w:fill="FFF4D6"/>
       </w:pPr>
       <w:r>
         <w:rPr>
@@ -9245,8 +9245,8 @@
     </w:tbl>
     <w:p>
       <w:pPr>
+        <w:shd w:val="clear" w:color="auto" w:fill="FFF4D6"/>
         <w:spacing w:before="60" w:after="60"/>
-        <w:shd w:val="clear" w:color="auto" w:fill="FFF4D6"/>
       </w:pPr>
       <w:r>
         <w:rPr>
@@ -11518,8 +11518,8 @@
     </w:tbl>
     <w:p>
       <w:pPr>
+        <w:shd w:val="clear" w:color="auto" w:fill="FFF4D6"/>
         <w:spacing w:before="60" w:after="60"/>
-        <w:shd w:val="clear" w:color="auto" w:fill="FFF4D6"/>
       </w:pPr>
       <w:r>
         <w:rPr>
@@ -13264,8 +13264,8 @@
     </w:tbl>
     <w:p>
       <w:pPr>
+        <w:shd w:val="clear" w:color="auto" w:fill="FFF4D6"/>
         <w:spacing w:before="60" w:after="60"/>
-        <w:shd w:val="clear" w:color="auto" w:fill="FFF4D6"/>
       </w:pPr>
       <w:r>
         <w:rPr>
@@ -14564,8 +14564,8 @@
     </w:tbl>
     <w:p>
       <w:pPr>
+        <w:shd w:val="clear" w:color="auto" w:fill="FFF4D6"/>
         <w:spacing w:before="60" w:after="60"/>
-        <w:shd w:val="clear" w:color="auto" w:fill="FFF4D6"/>
       </w:pPr>
       <w:r>
         <w:rPr>
@@ -17273,8 +17273,8 @@
     </w:tbl>
     <w:p>
       <w:pPr>
+        <w:shd w:val="clear" w:color="auto" w:fill="FFF4D6"/>
         <w:spacing w:before="60" w:after="60"/>
-        <w:shd w:val="clear" w:color="auto" w:fill="FFF4D6"/>
       </w:pPr>
       <w:r>
         <w:rPr>
@@ -18399,8 +18399,8 @@
     </w:tbl>
     <w:p>
       <w:pPr>
+        <w:shd w:val="clear" w:color="auto" w:fill="FFF4D6"/>
         <w:spacing w:before="60" w:after="60"/>
-        <w:shd w:val="clear" w:color="auto" w:fill="FFF4D6"/>
       </w:pPr>
       <w:r>
         <w:rPr>
@@ -20530,8 +20530,8 @@
     </w:tbl>
     <w:p>
       <w:pPr>
+        <w:shd w:val="clear" w:color="auto" w:fill="FFF4D6"/>
         <w:spacing w:before="60" w:after="60"/>
-        <w:shd w:val="clear" w:color="auto" w:fill="FFF4D6"/>
       </w:pPr>
       <w:r>
         <w:rPr>

--- a/mokdong2/2fin/word/MDJ2_L5-L7_ByPart_Compact_A4.docx
+++ b/mokdong2/2fin/word/MDJ2_L5-L7_ByPart_Compact_A4.docx
@@ -17949,12 +17949,8 @@
       </w:r>
     </w:p>
     <w:p>
-      <w:r>
-        <w:br w:type="page"/>
-      </w:r>
-    </w:p>
-    <w:p>
       <w:pPr>
+        <w:pageBreakBefore/>
         <w:spacing w:before="0" w:after="40" w:line="276" w:lineRule="auto"/>
         <w:jc w:val="left"/>
       </w:pPr>
@@ -19487,12 +19483,8 @@
       </w:r>
     </w:p>
     <w:p>
-      <w:r>
-        <w:br w:type="page"/>
-      </w:r>
-    </w:p>
-    <w:p>
       <w:pPr>
+        <w:pageBreakBefore/>
         <w:spacing w:before="0" w:after="60" w:line="276" w:lineRule="auto"/>
         <w:jc w:val="left"/>
       </w:pPr>

--- a/mokdong2/2fin/word/MDJ2_L5-L7_ByPart_Compact_A4.docx
+++ b/mokdong2/2fin/word/MDJ2_L5-L7_ByPart_Compact_A4.docx
@@ -37,6 +37,7 @@
     </w:p>
     <w:tbl>
       <w:tblPr>
+        <w:tblOverlap w:val="never"/>
         <w:tblW w:w="10200" w:type="dxa"/>
         <w:jc w:val="center"/>
         <w:tblLayout w:type="fixed"/>
@@ -49,8 +50,7 @@
       </w:tblGrid>
       <w:tr>
         <w:trPr>
-          <w:cantSplit/>
-          <w:trHeight w:val="420"/>
+          <w:trHeight w:val="420" w:hRule="atLeast"/>
         </w:trPr>
         <w:tc>
           <w:tcPr>
@@ -171,8 +171,7 @@
       </w:tr>
       <w:tr>
         <w:trPr>
-          <w:cantSplit/>
-          <w:trHeight w:val="420"/>
+          <w:trHeight w:val="420" w:hRule="atLeast"/>
         </w:trPr>
         <w:tc>
           <w:tcPr>
@@ -295,6 +294,7 @@
     </w:p>
     <w:tbl>
       <w:tblPr>
+        <w:tblOverlap w:val="never"/>
         <w:tblW w:w="10200" w:type="dxa"/>
         <w:jc w:val="center"/>
         <w:tblLayout w:type="fixed"/>
@@ -305,8 +305,7 @@
       </w:tblGrid>
       <w:tr>
         <w:trPr>
-          <w:cantSplit/>
-          <w:trHeight w:val="300"/>
+          <w:trHeight w:val="300" w:hRule="atLeast"/>
         </w:trPr>
         <w:tc>
           <w:tcPr>
@@ -375,8 +374,7 @@
       </w:tr>
       <w:tr>
         <w:trPr>
-          <w:cantSplit/>
-          <w:trHeight w:val="320"/>
+          <w:trHeight w:val="320" w:hRule="atLeast"/>
         </w:trPr>
         <w:tc>
           <w:tcPr>
@@ -425,8 +423,7 @@
       </w:tr>
       <w:tr>
         <w:trPr>
-          <w:cantSplit/>
-          <w:trHeight w:val="300"/>
+          <w:trHeight w:val="300" w:hRule="atLeast"/>
         </w:trPr>
         <w:tc>
           <w:tcPr>
@@ -495,8 +492,7 @@
       </w:tr>
       <w:tr>
         <w:trPr>
-          <w:cantSplit/>
-          <w:trHeight w:val="320"/>
+          <w:trHeight w:val="320" w:hRule="atLeast"/>
         </w:trPr>
         <w:tc>
           <w:tcPr>
@@ -554,8 +550,7 @@
       </w:tr>
       <w:tr>
         <w:trPr>
-          <w:cantSplit/>
-          <w:trHeight w:val="300"/>
+          <w:trHeight w:val="300" w:hRule="atLeast"/>
         </w:trPr>
         <w:tc>
           <w:tcPr>
@@ -624,8 +619,7 @@
       </w:tr>
       <w:tr>
         <w:trPr>
-          <w:cantSplit/>
-          <w:trHeight w:val="320"/>
+          <w:trHeight w:val="320" w:hRule="atLeast"/>
         </w:trPr>
         <w:tc>
           <w:tcPr>
@@ -683,8 +677,7 @@
       </w:tr>
       <w:tr>
         <w:trPr>
-          <w:cantSplit/>
-          <w:trHeight w:val="300"/>
+          <w:trHeight w:val="300" w:hRule="atLeast"/>
         </w:trPr>
         <w:tc>
           <w:tcPr>
@@ -753,8 +746,7 @@
       </w:tr>
       <w:tr>
         <w:trPr>
-          <w:cantSplit/>
-          <w:trHeight w:val="320"/>
+          <w:trHeight w:val="320" w:hRule="atLeast"/>
         </w:trPr>
         <w:tc>
           <w:tcPr>
@@ -812,8 +804,7 @@
       </w:tr>
       <w:tr>
         <w:trPr>
-          <w:cantSplit/>
-          <w:trHeight w:val="300"/>
+          <w:trHeight w:val="300" w:hRule="atLeast"/>
         </w:trPr>
         <w:tc>
           <w:tcPr>
@@ -882,8 +873,7 @@
       </w:tr>
       <w:tr>
         <w:trPr>
-          <w:cantSplit/>
-          <w:trHeight w:val="320"/>
+          <w:trHeight w:val="320" w:hRule="atLeast"/>
         </w:trPr>
         <w:tc>
           <w:tcPr>
@@ -941,8 +931,7 @@
       </w:tr>
       <w:tr>
         <w:trPr>
-          <w:cantSplit/>
-          <w:trHeight w:val="300"/>
+          <w:trHeight w:val="300" w:hRule="atLeast"/>
         </w:trPr>
         <w:tc>
           <w:tcPr>
@@ -1011,8 +1000,7 @@
       </w:tr>
       <w:tr>
         <w:trPr>
-          <w:cantSplit/>
-          <w:trHeight w:val="320"/>
+          <w:trHeight w:val="320" w:hRule="atLeast"/>
         </w:trPr>
         <w:tc>
           <w:tcPr>
@@ -1070,8 +1058,7 @@
       </w:tr>
       <w:tr>
         <w:trPr>
-          <w:cantSplit/>
-          <w:trHeight w:val="300"/>
+          <w:trHeight w:val="300" w:hRule="atLeast"/>
         </w:trPr>
         <w:tc>
           <w:tcPr>
@@ -1140,8 +1127,7 @@
       </w:tr>
       <w:tr>
         <w:trPr>
-          <w:cantSplit/>
-          <w:trHeight w:val="320"/>
+          <w:trHeight w:val="320" w:hRule="atLeast"/>
         </w:trPr>
         <w:tc>
           <w:tcPr>
@@ -1199,8 +1185,7 @@
       </w:tr>
       <w:tr>
         <w:trPr>
-          <w:cantSplit/>
-          <w:trHeight w:val="300"/>
+          <w:trHeight w:val="300" w:hRule="atLeast"/>
         </w:trPr>
         <w:tc>
           <w:tcPr>
@@ -1269,8 +1254,7 @@
       </w:tr>
       <w:tr>
         <w:trPr>
-          <w:cantSplit/>
-          <w:trHeight w:val="320"/>
+          <w:trHeight w:val="320" w:hRule="atLeast"/>
         </w:trPr>
         <w:tc>
           <w:tcPr>
@@ -1328,8 +1312,7 @@
       </w:tr>
       <w:tr>
         <w:trPr>
-          <w:cantSplit/>
-          <w:trHeight w:val="300"/>
+          <w:trHeight w:val="300" w:hRule="atLeast"/>
         </w:trPr>
         <w:tc>
           <w:tcPr>
@@ -1398,8 +1381,7 @@
       </w:tr>
       <w:tr>
         <w:trPr>
-          <w:cantSplit/>
-          <w:trHeight w:val="320"/>
+          <w:trHeight w:val="320" w:hRule="atLeast"/>
         </w:trPr>
         <w:tc>
           <w:tcPr>
@@ -1457,8 +1439,7 @@
       </w:tr>
       <w:tr>
         <w:trPr>
-          <w:cantSplit/>
-          <w:trHeight w:val="300"/>
+          <w:trHeight w:val="300" w:hRule="atLeast"/>
         </w:trPr>
         <w:tc>
           <w:tcPr>
@@ -1527,8 +1508,7 @@
       </w:tr>
       <w:tr>
         <w:trPr>
-          <w:cantSplit/>
-          <w:trHeight w:val="320"/>
+          <w:trHeight w:val="320" w:hRule="atLeast"/>
         </w:trPr>
         <w:tc>
           <w:tcPr>
@@ -1586,8 +1566,7 @@
       </w:tr>
       <w:tr>
         <w:trPr>
-          <w:cantSplit/>
-          <w:trHeight w:val="300"/>
+          <w:trHeight w:val="300" w:hRule="atLeast"/>
         </w:trPr>
         <w:tc>
           <w:tcPr>
@@ -1656,8 +1635,7 @@
       </w:tr>
       <w:tr>
         <w:trPr>
-          <w:cantSplit/>
-          <w:trHeight w:val="320"/>
+          <w:trHeight w:val="320" w:hRule="atLeast"/>
         </w:trPr>
         <w:tc>
           <w:tcPr>
@@ -1715,8 +1693,7 @@
       </w:tr>
       <w:tr>
         <w:trPr>
-          <w:cantSplit/>
-          <w:trHeight w:val="300"/>
+          <w:trHeight w:val="300" w:hRule="atLeast"/>
         </w:trPr>
         <w:tc>
           <w:tcPr>
@@ -1785,8 +1762,7 @@
       </w:tr>
       <w:tr>
         <w:trPr>
-          <w:cantSplit/>
-          <w:trHeight w:val="320"/>
+          <w:trHeight w:val="320" w:hRule="atLeast"/>
         </w:trPr>
         <w:tc>
           <w:tcPr>
@@ -1844,8 +1820,7 @@
       </w:tr>
       <w:tr>
         <w:trPr>
-          <w:cantSplit/>
-          <w:trHeight w:val="300"/>
+          <w:trHeight w:val="300" w:hRule="atLeast"/>
         </w:trPr>
         <w:tc>
           <w:tcPr>
@@ -1914,8 +1889,7 @@
       </w:tr>
       <w:tr>
         <w:trPr>
-          <w:cantSplit/>
-          <w:trHeight w:val="320"/>
+          <w:trHeight w:val="320" w:hRule="atLeast"/>
         </w:trPr>
         <w:tc>
           <w:tcPr>
@@ -1973,8 +1947,7 @@
       </w:tr>
       <w:tr>
         <w:trPr>
-          <w:cantSplit/>
-          <w:trHeight w:val="300"/>
+          <w:trHeight w:val="300" w:hRule="atLeast"/>
         </w:trPr>
         <w:tc>
           <w:tcPr>
@@ -2043,8 +2016,7 @@
       </w:tr>
       <w:tr>
         <w:trPr>
-          <w:cantSplit/>
-          <w:trHeight w:val="320"/>
+          <w:trHeight w:val="320" w:hRule="atLeast"/>
         </w:trPr>
         <w:tc>
           <w:tcPr>
@@ -2102,8 +2074,7 @@
       </w:tr>
       <w:tr>
         <w:trPr>
-          <w:cantSplit/>
-          <w:trHeight w:val="300"/>
+          <w:trHeight w:val="300" w:hRule="atLeast"/>
         </w:trPr>
         <w:tc>
           <w:tcPr>
@@ -2172,8 +2143,7 @@
       </w:tr>
       <w:tr>
         <w:trPr>
-          <w:cantSplit/>
-          <w:trHeight w:val="320"/>
+          <w:trHeight w:val="320" w:hRule="atLeast"/>
         </w:trPr>
         <w:tc>
           <w:tcPr>
@@ -2231,8 +2201,7 @@
       </w:tr>
       <w:tr>
         <w:trPr>
-          <w:cantSplit/>
-          <w:trHeight w:val="300"/>
+          <w:trHeight w:val="300" w:hRule="atLeast"/>
         </w:trPr>
         <w:tc>
           <w:tcPr>
@@ -2301,8 +2270,7 @@
       </w:tr>
       <w:tr>
         <w:trPr>
-          <w:cantSplit/>
-          <w:trHeight w:val="320"/>
+          <w:trHeight w:val="320" w:hRule="atLeast"/>
         </w:trPr>
         <w:tc>
           <w:tcPr>
@@ -2360,8 +2328,7 @@
       </w:tr>
       <w:tr>
         <w:trPr>
-          <w:cantSplit/>
-          <w:trHeight w:val="300"/>
+          <w:trHeight w:val="300" w:hRule="atLeast"/>
         </w:trPr>
         <w:tc>
           <w:tcPr>
@@ -2430,8 +2397,7 @@
       </w:tr>
       <w:tr>
         <w:trPr>
-          <w:cantSplit/>
-          <w:trHeight w:val="320"/>
+          <w:trHeight w:val="320" w:hRule="atLeast"/>
         </w:trPr>
         <w:tc>
           <w:tcPr>
@@ -2489,8 +2455,7 @@
       </w:tr>
       <w:tr>
         <w:trPr>
-          <w:cantSplit/>
-          <w:trHeight w:val="300"/>
+          <w:trHeight w:val="300" w:hRule="atLeast"/>
         </w:trPr>
         <w:tc>
           <w:tcPr>
@@ -2559,8 +2524,7 @@
       </w:tr>
       <w:tr>
         <w:trPr>
-          <w:cantSplit/>
-          <w:trHeight w:val="320"/>
+          <w:trHeight w:val="320" w:hRule="atLeast"/>
         </w:trPr>
         <w:tc>
           <w:tcPr>
@@ -2619,6 +2583,7 @@
     </w:tbl>
     <w:tbl>
       <w:tblPr>
+        <w:tblOverlap w:val="never"/>
         <w:tblW w:w="10200" w:type="dxa"/>
         <w:jc w:val="center"/>
         <w:tblLayout w:type="fixed"/>
@@ -2629,8 +2594,7 @@
       </w:tblGrid>
       <w:tr>
         <w:trPr>
-          <w:cantSplit/>
-          <w:trHeight w:val="300"/>
+          <w:trHeight w:val="300" w:hRule="atLeast"/>
         </w:trPr>
         <w:tc>
           <w:tcPr>
@@ -2699,8 +2663,7 @@
       </w:tr>
       <w:tr>
         <w:trPr>
-          <w:cantSplit/>
-          <w:trHeight w:val="320"/>
+          <w:trHeight w:val="320" w:hRule="atLeast"/>
         </w:trPr>
         <w:tc>
           <w:tcPr>
@@ -2758,8 +2721,7 @@
       </w:tr>
       <w:tr>
         <w:trPr>
-          <w:cantSplit/>
-          <w:trHeight w:val="300"/>
+          <w:trHeight w:val="300" w:hRule="atLeast"/>
         </w:trPr>
         <w:tc>
           <w:tcPr>
@@ -2828,8 +2790,7 @@
       </w:tr>
       <w:tr>
         <w:trPr>
-          <w:cantSplit/>
-          <w:trHeight w:val="320"/>
+          <w:trHeight w:val="320" w:hRule="atLeast"/>
         </w:trPr>
         <w:tc>
           <w:tcPr>
@@ -2887,8 +2848,7 @@
       </w:tr>
       <w:tr>
         <w:trPr>
-          <w:cantSplit/>
-          <w:trHeight w:val="300"/>
+          <w:trHeight w:val="300" w:hRule="atLeast"/>
         </w:trPr>
         <w:tc>
           <w:tcPr>
@@ -2957,8 +2917,7 @@
       </w:tr>
       <w:tr>
         <w:trPr>
-          <w:cantSplit/>
-          <w:trHeight w:val="320"/>
+          <w:trHeight w:val="320" w:hRule="atLeast"/>
         </w:trPr>
         <w:tc>
           <w:tcPr>
@@ -3016,8 +2975,7 @@
       </w:tr>
       <w:tr>
         <w:trPr>
-          <w:cantSplit/>
-          <w:trHeight w:val="300"/>
+          <w:trHeight w:val="300" w:hRule="atLeast"/>
         </w:trPr>
         <w:tc>
           <w:tcPr>
@@ -3086,8 +3044,7 @@
       </w:tr>
       <w:tr>
         <w:trPr>
-          <w:cantSplit/>
-          <w:trHeight w:val="320"/>
+          <w:trHeight w:val="320" w:hRule="atLeast"/>
         </w:trPr>
         <w:tc>
           <w:tcPr>
@@ -3145,8 +3102,7 @@
       </w:tr>
       <w:tr>
         <w:trPr>
-          <w:cantSplit/>
-          <w:trHeight w:val="300"/>
+          <w:trHeight w:val="300" w:hRule="atLeast"/>
         </w:trPr>
         <w:tc>
           <w:tcPr>
@@ -3215,8 +3171,7 @@
       </w:tr>
       <w:tr>
         <w:trPr>
-          <w:cantSplit/>
-          <w:trHeight w:val="320"/>
+          <w:trHeight w:val="320" w:hRule="atLeast"/>
         </w:trPr>
         <w:tc>
           <w:tcPr>
@@ -3274,8 +3229,7 @@
       </w:tr>
       <w:tr>
         <w:trPr>
-          <w:cantSplit/>
-          <w:trHeight w:val="300"/>
+          <w:trHeight w:val="300" w:hRule="atLeast"/>
         </w:trPr>
         <w:tc>
           <w:tcPr>
@@ -3344,8 +3298,7 @@
       </w:tr>
       <w:tr>
         <w:trPr>
-          <w:cantSplit/>
-          <w:trHeight w:val="320"/>
+          <w:trHeight w:val="320" w:hRule="atLeast"/>
         </w:trPr>
         <w:tc>
           <w:tcPr>
@@ -3403,8 +3356,7 @@
       </w:tr>
       <w:tr>
         <w:trPr>
-          <w:cantSplit/>
-          <w:trHeight w:val="300"/>
+          <w:trHeight w:val="300" w:hRule="atLeast"/>
         </w:trPr>
         <w:tc>
           <w:tcPr>
@@ -3473,8 +3425,7 @@
       </w:tr>
       <w:tr>
         <w:trPr>
-          <w:cantSplit/>
-          <w:trHeight w:val="320"/>
+          <w:trHeight w:val="320" w:hRule="atLeast"/>
         </w:trPr>
         <w:tc>
           <w:tcPr>
@@ -3532,8 +3483,7 @@
       </w:tr>
       <w:tr>
         <w:trPr>
-          <w:cantSplit/>
-          <w:trHeight w:val="300"/>
+          <w:trHeight w:val="300" w:hRule="atLeast"/>
         </w:trPr>
         <w:tc>
           <w:tcPr>
@@ -3602,8 +3552,7 @@
       </w:tr>
       <w:tr>
         <w:trPr>
-          <w:cantSplit/>
-          <w:trHeight w:val="320"/>
+          <w:trHeight w:val="320" w:hRule="atLeast"/>
         </w:trPr>
         <w:tc>
           <w:tcPr>
@@ -3661,8 +3610,7 @@
       </w:tr>
       <w:tr>
         <w:trPr>
-          <w:cantSplit/>
-          <w:trHeight w:val="300"/>
+          <w:trHeight w:val="300" w:hRule="atLeast"/>
         </w:trPr>
         <w:tc>
           <w:tcPr>
@@ -3731,8 +3679,7 @@
       </w:tr>
       <w:tr>
         <w:trPr>
-          <w:cantSplit/>
-          <w:trHeight w:val="320"/>
+          <w:trHeight w:val="320" w:hRule="atLeast"/>
         </w:trPr>
         <w:tc>
           <w:tcPr>
@@ -3790,8 +3737,7 @@
       </w:tr>
       <w:tr>
         <w:trPr>
-          <w:cantSplit/>
-          <w:trHeight w:val="300"/>
+          <w:trHeight w:val="300" w:hRule="atLeast"/>
         </w:trPr>
         <w:tc>
           <w:tcPr>
@@ -3860,8 +3806,7 @@
       </w:tr>
       <w:tr>
         <w:trPr>
-          <w:cantSplit/>
-          <w:trHeight w:val="320"/>
+          <w:trHeight w:val="320" w:hRule="atLeast"/>
         </w:trPr>
         <w:tc>
           <w:tcPr>
@@ -3919,8 +3864,7 @@
       </w:tr>
       <w:tr>
         <w:trPr>
-          <w:cantSplit/>
-          <w:trHeight w:val="300"/>
+          <w:trHeight w:val="300" w:hRule="atLeast"/>
         </w:trPr>
         <w:tc>
           <w:tcPr>
@@ -3989,8 +3933,7 @@
       </w:tr>
       <w:tr>
         <w:trPr>
-          <w:cantSplit/>
-          <w:trHeight w:val="320"/>
+          <w:trHeight w:val="320" w:hRule="atLeast"/>
         </w:trPr>
         <w:tc>
           <w:tcPr>
@@ -4064,6 +4007,7 @@
     </w:p>
     <w:tbl>
       <w:tblPr>
+        <w:tblOverlap w:val="never"/>
         <w:tblW w:w="10200" w:type="dxa"/>
         <w:jc w:val="center"/>
         <w:tblLayout w:type="fixed"/>
@@ -4078,8 +4022,7 @@
       </w:tblGrid>
       <w:tr>
         <w:trPr>
-          <w:cantSplit/>
-          <w:trHeight w:val="620"/>
+          <w:trHeight w:val="620" w:hRule="atLeast"/>
         </w:trPr>
         <w:tc>
           <w:tcPr>
@@ -4293,6 +4236,7 @@
     </w:p>
     <w:tbl>
       <w:tblPr>
+        <w:tblOverlap w:val="never"/>
         <w:tblW w:w="10200" w:type="dxa"/>
         <w:jc w:val="center"/>
         <w:tblLayout w:type="fixed"/>
@@ -4305,8 +4249,7 @@
       </w:tblGrid>
       <w:tr>
         <w:trPr>
-          <w:cantSplit/>
-          <w:trHeight w:val="400"/>
+          <w:trHeight w:val="400" w:hRule="atLeast"/>
         </w:trPr>
         <w:tc>
           <w:tcPr>
@@ -4439,8 +4382,7 @@
       </w:tr>
       <w:tr>
         <w:trPr>
-          <w:cantSplit/>
-          <w:trHeight w:val="620"/>
+          <w:trHeight w:val="620" w:hRule="atLeast"/>
         </w:trPr>
         <w:tc>
           <w:tcPr>
@@ -4571,8 +4513,7 @@
       </w:tr>
       <w:tr>
         <w:trPr>
-          <w:cantSplit/>
-          <w:trHeight w:val="620"/>
+          <w:trHeight w:val="620" w:hRule="atLeast"/>
         </w:trPr>
         <w:tc>
           <w:tcPr>
@@ -4718,8 +4659,7 @@
       </w:tr>
       <w:tr>
         <w:trPr>
-          <w:cantSplit/>
-          <w:trHeight w:val="620"/>
+          <w:trHeight w:val="620" w:hRule="atLeast"/>
         </w:trPr>
         <w:tc>
           <w:tcPr>
@@ -4850,8 +4790,7 @@
       </w:tr>
       <w:tr>
         <w:trPr>
-          <w:cantSplit/>
-          <w:trHeight w:val="620"/>
+          <w:trHeight w:val="620" w:hRule="atLeast"/>
         </w:trPr>
         <w:tc>
           <w:tcPr>
@@ -4982,8 +4921,7 @@
       </w:tr>
       <w:tr>
         <w:trPr>
-          <w:cantSplit/>
-          <w:trHeight w:val="620"/>
+          <w:trHeight w:val="620" w:hRule="atLeast"/>
         </w:trPr>
         <w:tc>
           <w:tcPr>
@@ -5114,8 +5052,7 @@
       </w:tr>
       <w:tr>
         <w:trPr>
-          <w:cantSplit/>
-          <w:trHeight w:val="620"/>
+          <w:trHeight w:val="620" w:hRule="atLeast"/>
         </w:trPr>
         <w:tc>
           <w:tcPr>
@@ -5246,8 +5183,7 @@
       </w:tr>
       <w:tr>
         <w:trPr>
-          <w:cantSplit/>
-          <w:trHeight w:val="620"/>
+          <w:trHeight w:val="620" w:hRule="atLeast"/>
         </w:trPr>
         <w:tc>
           <w:tcPr>
@@ -5378,8 +5314,7 @@
       </w:tr>
       <w:tr>
         <w:trPr>
-          <w:cantSplit/>
-          <w:trHeight w:val="620"/>
+          <w:trHeight w:val="620" w:hRule="atLeast"/>
         </w:trPr>
         <w:tc>
           <w:tcPr>
@@ -5510,8 +5445,7 @@
       </w:tr>
       <w:tr>
         <w:trPr>
-          <w:cantSplit/>
-          <w:trHeight w:val="620"/>
+          <w:trHeight w:val="620" w:hRule="atLeast"/>
         </w:trPr>
         <w:tc>
           <w:tcPr>
@@ -5642,8 +5576,7 @@
       </w:tr>
       <w:tr>
         <w:trPr>
-          <w:cantSplit/>
-          <w:trHeight w:val="620"/>
+          <w:trHeight w:val="620" w:hRule="atLeast"/>
         </w:trPr>
         <w:tc>
           <w:tcPr>
@@ -5774,8 +5707,7 @@
       </w:tr>
       <w:tr>
         <w:trPr>
-          <w:cantSplit/>
-          <w:trHeight w:val="620"/>
+          <w:trHeight w:val="620" w:hRule="atLeast"/>
         </w:trPr>
         <w:tc>
           <w:tcPr>
@@ -5906,8 +5838,7 @@
       </w:tr>
       <w:tr>
         <w:trPr>
-          <w:cantSplit/>
-          <w:trHeight w:val="620"/>
+          <w:trHeight w:val="620" w:hRule="atLeast"/>
         </w:trPr>
         <w:tc>
           <w:tcPr>
@@ -6039,6 +5970,7 @@
     </w:tbl>
     <w:tbl>
       <w:tblPr>
+        <w:tblOverlap w:val="never"/>
         <w:tblW w:w="10200" w:type="dxa"/>
         <w:jc w:val="center"/>
         <w:tblLayout w:type="fixed"/>
@@ -6051,8 +5983,7 @@
       </w:tblGrid>
       <w:tr>
         <w:trPr>
-          <w:cantSplit/>
-          <w:trHeight w:val="420"/>
+          <w:trHeight w:val="420" w:hRule="atLeast"/>
         </w:trPr>
         <w:tc>
           <w:tcPr>
@@ -6204,8 +6135,7 @@
       </w:tr>
       <w:tr>
         <w:trPr>
-          <w:cantSplit/>
-          <w:trHeight w:val="420"/>
+          <w:trHeight w:val="420" w:hRule="atLeast"/>
         </w:trPr>
         <w:tc>
           <w:tcPr>
@@ -6343,6 +6273,7 @@
     </w:p>
     <w:tbl>
       <w:tblPr>
+        <w:tblOverlap w:val="never"/>
         <w:tblW w:w="10200" w:type="dxa"/>
         <w:jc w:val="center"/>
         <w:tblLayout w:type="fixed"/>
@@ -6355,8 +6286,7 @@
       </w:tblGrid>
       <w:tr>
         <w:trPr>
-          <w:cantSplit/>
-          <w:trHeight w:val="380"/>
+          <w:trHeight w:val="380" w:hRule="atLeast"/>
         </w:trPr>
         <w:tc>
           <w:tcPr>
@@ -6493,8 +6423,7 @@
       </w:tr>
       <w:tr>
         <w:trPr>
-          <w:cantSplit/>
-          <w:trHeight w:val="500"/>
+          <w:trHeight w:val="500" w:hRule="atLeast"/>
         </w:trPr>
         <w:tc>
           <w:tcPr>
@@ -6626,8 +6555,7 @@
       </w:tr>
       <w:tr>
         <w:trPr>
-          <w:cantSplit/>
-          <w:trHeight w:val="500"/>
+          <w:trHeight w:val="500" w:hRule="atLeast"/>
         </w:trPr>
         <w:tc>
           <w:tcPr>
@@ -6759,8 +6687,7 @@
       </w:tr>
       <w:tr>
         <w:trPr>
-          <w:cantSplit/>
-          <w:trHeight w:val="500"/>
+          <w:trHeight w:val="500" w:hRule="atLeast"/>
         </w:trPr>
         <w:tc>
           <w:tcPr>
@@ -6892,8 +6819,7 @@
       </w:tr>
       <w:tr>
         <w:trPr>
-          <w:cantSplit/>
-          <w:trHeight w:val="500"/>
+          <w:trHeight w:val="500" w:hRule="atLeast"/>
         </w:trPr>
         <w:tc>
           <w:tcPr>
@@ -7025,8 +6951,7 @@
       </w:tr>
       <w:tr>
         <w:trPr>
-          <w:cantSplit/>
-          <w:trHeight w:val="500"/>
+          <w:trHeight w:val="500" w:hRule="atLeast"/>
         </w:trPr>
         <w:tc>
           <w:tcPr>
@@ -7158,8 +7083,7 @@
       </w:tr>
       <w:tr>
         <w:trPr>
-          <w:cantSplit/>
-          <w:trHeight w:val="500"/>
+          <w:trHeight w:val="500" w:hRule="atLeast"/>
         </w:trPr>
         <w:tc>
           <w:tcPr>
@@ -7291,8 +7215,7 @@
       </w:tr>
       <w:tr>
         <w:trPr>
-          <w:cantSplit/>
-          <w:trHeight w:val="500"/>
+          <w:trHeight w:val="500" w:hRule="atLeast"/>
         </w:trPr>
         <w:tc>
           <w:tcPr>
@@ -7424,8 +7347,7 @@
       </w:tr>
       <w:tr>
         <w:trPr>
-          <w:cantSplit/>
-          <w:trHeight w:val="500"/>
+          <w:trHeight w:val="500" w:hRule="atLeast"/>
         </w:trPr>
         <w:tc>
           <w:tcPr>
@@ -7557,8 +7479,7 @@
       </w:tr>
       <w:tr>
         <w:trPr>
-          <w:cantSplit/>
-          <w:trHeight w:val="500"/>
+          <w:trHeight w:val="500" w:hRule="atLeast"/>
         </w:trPr>
         <w:tc>
           <w:tcPr>
@@ -7690,8 +7611,7 @@
       </w:tr>
       <w:tr>
         <w:trPr>
-          <w:cantSplit/>
-          <w:trHeight w:val="500"/>
+          <w:trHeight w:val="500" w:hRule="atLeast"/>
         </w:trPr>
         <w:tc>
           <w:tcPr>
@@ -7823,8 +7743,7 @@
       </w:tr>
       <w:tr>
         <w:trPr>
-          <w:cantSplit/>
-          <w:trHeight w:val="500"/>
+          <w:trHeight w:val="500" w:hRule="atLeast"/>
         </w:trPr>
         <w:tc>
           <w:tcPr>
@@ -7956,8 +7875,7 @@
       </w:tr>
       <w:tr>
         <w:trPr>
-          <w:cantSplit/>
-          <w:trHeight w:val="500"/>
+          <w:trHeight w:val="500" w:hRule="atLeast"/>
         </w:trPr>
         <w:tc>
           <w:tcPr>
@@ -8089,8 +8007,7 @@
       </w:tr>
       <w:tr>
         <w:trPr>
-          <w:cantSplit/>
-          <w:trHeight w:val="500"/>
+          <w:trHeight w:val="500" w:hRule="atLeast"/>
         </w:trPr>
         <w:tc>
           <w:tcPr>
@@ -8222,8 +8139,7 @@
       </w:tr>
       <w:tr>
         <w:trPr>
-          <w:cantSplit/>
-          <w:trHeight w:val="500"/>
+          <w:trHeight w:val="500" w:hRule="atLeast"/>
         </w:trPr>
         <w:tc>
           <w:tcPr>
@@ -8370,6 +8286,7 @@
     </w:p>
     <w:tbl>
       <w:tblPr>
+        <w:tblOverlap w:val="never"/>
         <w:tblW w:w="10200" w:type="dxa"/>
         <w:jc w:val="center"/>
         <w:tblLayout w:type="fixed"/>
@@ -8382,8 +8299,7 @@
       </w:tblGrid>
       <w:tr>
         <w:trPr>
-          <w:cantSplit/>
-          <w:trHeight w:val="420"/>
+          <w:trHeight w:val="420" w:hRule="atLeast"/>
         </w:trPr>
         <w:tc>
           <w:tcPr>
@@ -8500,8 +8416,7 @@
       </w:tr>
       <w:tr>
         <w:trPr>
-          <w:cantSplit/>
-          <w:trHeight w:val="560"/>
+          <w:trHeight w:val="560" w:hRule="atLeast"/>
         </w:trPr>
         <w:tc>
           <w:tcPr>
@@ -8634,8 +8549,7 @@
       </w:tr>
       <w:tr>
         <w:trPr>
-          <w:cantSplit/>
-          <w:trHeight w:val="560"/>
+          <w:trHeight w:val="560" w:hRule="atLeast"/>
         </w:trPr>
         <w:tc>
           <w:tcPr>
@@ -8768,8 +8682,7 @@
       </w:tr>
       <w:tr>
         <w:trPr>
-          <w:cantSplit/>
-          <w:trHeight w:val="560"/>
+          <w:trHeight w:val="560" w:hRule="atLeast"/>
         </w:trPr>
         <w:tc>
           <w:tcPr>
@@ -8874,8 +8787,7 @@
       </w:tr>
       <w:tr>
         <w:trPr>
-          <w:cantSplit/>
-          <w:trHeight w:val="560"/>
+          <w:trHeight w:val="560" w:hRule="atLeast"/>
         </w:trPr>
         <w:tc>
           <w:tcPr>
@@ -8981,6 +8893,7 @@
     </w:tbl>
     <w:tbl>
       <w:tblPr>
+        <w:tblOverlap w:val="never"/>
         <w:tblW w:w="10200" w:type="dxa"/>
         <w:jc w:val="center"/>
         <w:tblLayout w:type="fixed"/>
@@ -8993,8 +8906,7 @@
       </w:tblGrid>
       <w:tr>
         <w:trPr>
-          <w:cantSplit/>
-          <w:trHeight w:val="420"/>
+          <w:trHeight w:val="420" w:hRule="atLeast"/>
         </w:trPr>
         <w:tc>
           <w:tcPr>
@@ -9147,8 +9059,7 @@
       </w:tr>
       <w:tr>
         <w:trPr>
-          <w:cantSplit/>
-          <w:trHeight w:val="420"/>
+          <w:trHeight w:val="420" w:hRule="atLeast"/>
         </w:trPr>
         <w:tc>
           <w:tcPr>
@@ -9273,6 +9184,7 @@
     </w:p>
     <w:tbl>
       <w:tblPr>
+        <w:tblOverlap w:val="never"/>
         <w:tblW w:w="10200" w:type="dxa"/>
         <w:jc w:val="center"/>
         <w:tblLayout w:type="fixed"/>
@@ -9285,8 +9197,7 @@
       </w:tblGrid>
       <w:tr>
         <w:trPr>
-          <w:cantSplit/>
-          <w:trHeight w:val="380"/>
+          <w:trHeight w:val="380" w:hRule="atLeast"/>
         </w:trPr>
         <w:tc>
           <w:tcPr>
@@ -9423,8 +9334,7 @@
       </w:tr>
       <w:tr>
         <w:trPr>
-          <w:cantSplit/>
-          <w:trHeight w:val="500"/>
+          <w:trHeight w:val="500" w:hRule="atLeast"/>
         </w:trPr>
         <w:tc>
           <w:tcPr>
@@ -9556,8 +9466,7 @@
       </w:tr>
       <w:tr>
         <w:trPr>
-          <w:cantSplit/>
-          <w:trHeight w:val="500"/>
+          <w:trHeight w:val="500" w:hRule="atLeast"/>
         </w:trPr>
         <w:tc>
           <w:tcPr>
@@ -9689,8 +9598,7 @@
       </w:tr>
       <w:tr>
         <w:trPr>
-          <w:cantSplit/>
-          <w:trHeight w:val="500"/>
+          <w:trHeight w:val="500" w:hRule="atLeast"/>
         </w:trPr>
         <w:tc>
           <w:tcPr>
@@ -9831,8 +9739,7 @@
       </w:tr>
       <w:tr>
         <w:trPr>
-          <w:cantSplit/>
-          <w:trHeight w:val="500"/>
+          <w:trHeight w:val="500" w:hRule="atLeast"/>
         </w:trPr>
         <w:tc>
           <w:tcPr>
@@ -9979,8 +9886,7 @@
       </w:tr>
       <w:tr>
         <w:trPr>
-          <w:cantSplit/>
-          <w:trHeight w:val="500"/>
+          <w:trHeight w:val="500" w:hRule="atLeast"/>
         </w:trPr>
         <w:tc>
           <w:tcPr>
@@ -10127,8 +10033,7 @@
       </w:tr>
       <w:tr>
         <w:trPr>
-          <w:cantSplit/>
-          <w:trHeight w:val="500"/>
+          <w:trHeight w:val="500" w:hRule="atLeast"/>
         </w:trPr>
         <w:tc>
           <w:tcPr>
@@ -10275,8 +10180,7 @@
       </w:tr>
       <w:tr>
         <w:trPr>
-          <w:cantSplit/>
-          <w:trHeight w:val="500"/>
+          <w:trHeight w:val="500" w:hRule="atLeast"/>
         </w:trPr>
         <w:tc>
           <w:tcPr>
@@ -10417,8 +10321,7 @@
       </w:tr>
       <w:tr>
         <w:trPr>
-          <w:cantSplit/>
-          <w:trHeight w:val="500"/>
+          <w:trHeight w:val="500" w:hRule="atLeast"/>
         </w:trPr>
         <w:tc>
           <w:tcPr>
@@ -10559,8 +10462,7 @@
       </w:tr>
       <w:tr>
         <w:trPr>
-          <w:cantSplit/>
-          <w:trHeight w:val="500"/>
+          <w:trHeight w:val="500" w:hRule="atLeast"/>
         </w:trPr>
         <w:tc>
           <w:tcPr>
@@ -10692,8 +10594,7 @@
       </w:tr>
       <w:tr>
         <w:trPr>
-          <w:cantSplit/>
-          <w:trHeight w:val="500"/>
+          <w:trHeight w:val="500" w:hRule="atLeast"/>
         </w:trPr>
         <w:tc>
           <w:tcPr>
@@ -10825,8 +10726,7 @@
       </w:tr>
       <w:tr>
         <w:trPr>
-          <w:cantSplit/>
-          <w:trHeight w:val="500"/>
+          <w:trHeight w:val="500" w:hRule="atLeast"/>
         </w:trPr>
         <w:tc>
           <w:tcPr>
@@ -10967,8 +10867,7 @@
       </w:tr>
       <w:tr>
         <w:trPr>
-          <w:cantSplit/>
-          <w:trHeight w:val="500"/>
+          <w:trHeight w:val="500" w:hRule="atLeast"/>
         </w:trPr>
         <w:tc>
           <w:tcPr>
@@ -11329,6 +11228,7 @@
     </w:p>
     <w:tbl>
       <w:tblPr>
+        <w:tblOverlap w:val="never"/>
         <w:tblW w:w="10200" w:type="dxa"/>
         <w:jc w:val="center"/>
         <w:tblLayout w:type="fixed"/>
@@ -11340,8 +11240,7 @@
       </w:tblGrid>
       <w:tr>
         <w:trPr>
-          <w:cantSplit/>
-          <w:trHeight w:val="420"/>
+          <w:trHeight w:val="420" w:hRule="atLeast"/>
         </w:trPr>
         <w:tc>
           <w:tcPr>
@@ -11428,8 +11327,7 @@
       </w:tr>
       <w:tr>
         <w:trPr>
-          <w:cantSplit/>
-          <w:trHeight w:val="420"/>
+          <w:trHeight w:val="420" w:hRule="atLeast"/>
         </w:trPr>
         <w:tc>
           <w:tcPr>
@@ -11532,6 +11430,7 @@
     </w:p>
     <w:tbl>
       <w:tblPr>
+        <w:tblOverlap w:val="never"/>
         <w:tblW w:w="10200" w:type="dxa"/>
         <w:jc w:val="center"/>
         <w:tblLayout w:type="fixed"/>
@@ -11542,8 +11441,7 @@
       </w:tblGrid>
       <w:tr>
         <w:trPr>
-          <w:cantSplit/>
-          <w:trHeight w:val="1900"/>
+          <w:trHeight w:val="1900" w:hRule="atLeast"/>
         </w:trPr>
         <w:tc>
           <w:tcPr>
@@ -11801,8 +11699,7 @@
       </w:tr>
       <w:tr>
         <w:trPr>
-          <w:cantSplit/>
-          <w:trHeight w:val="1500"/>
+          <w:trHeight w:val="1500" w:hRule="atLeast"/>
         </w:trPr>
         <w:tc>
           <w:tcPr>
@@ -12988,6 +12885,7 @@
     </w:p>
     <w:tbl>
       <w:tblPr>
+        <w:tblOverlap w:val="never"/>
         <w:tblW w:w="10200" w:type="dxa"/>
         <w:jc w:val="center"/>
         <w:tblLayout w:type="fixed"/>
@@ -13000,8 +12898,7 @@
       </w:tblGrid>
       <w:tr>
         <w:trPr>
-          <w:cantSplit/>
-          <w:trHeight w:val="420"/>
+          <w:trHeight w:val="420" w:hRule="atLeast"/>
         </w:trPr>
         <w:tc>
           <w:tcPr>
@@ -13153,8 +13050,7 @@
       </w:tr>
       <w:tr>
         <w:trPr>
-          <w:cantSplit/>
-          <w:trHeight w:val="420"/>
+          <w:trHeight w:val="420" w:hRule="atLeast"/>
         </w:trPr>
         <w:tc>
           <w:tcPr>
@@ -13278,6 +13174,7 @@
     </w:p>
     <w:tbl>
       <w:tblPr>
+        <w:tblOverlap w:val="never"/>
         <w:tblW w:w="10200" w:type="dxa"/>
         <w:jc w:val="center"/>
         <w:tblLayout w:type="fixed"/>
@@ -13288,8 +13185,7 @@
       </w:tblGrid>
       <w:tr>
         <w:trPr>
-          <w:cantSplit/>
-          <w:trHeight w:val="1900"/>
+          <w:trHeight w:val="1900" w:hRule="atLeast"/>
         </w:trPr>
         <w:tc>
           <w:tcPr>
@@ -14342,6 +14238,7 @@
     </w:p>
     <w:tbl>
       <w:tblPr>
+        <w:tblOverlap w:val="never"/>
         <w:tblW w:w="10200" w:type="dxa"/>
         <w:jc w:val="center"/>
         <w:tblLayout w:type="fixed"/>
@@ -14353,8 +14250,7 @@
       </w:tblGrid>
       <w:tr>
         <w:trPr>
-          <w:cantSplit/>
-          <w:trHeight w:val="420"/>
+          <w:trHeight w:val="420" w:hRule="atLeast"/>
         </w:trPr>
         <w:tc>
           <w:tcPr>
@@ -14473,8 +14369,7 @@
       </w:tr>
       <w:tr>
         <w:trPr>
-          <w:cantSplit/>
-          <w:trHeight w:val="420"/>
+          <w:trHeight w:val="420" w:hRule="atLeast"/>
         </w:trPr>
         <w:tc>
           <w:tcPr>
@@ -14678,6 +14573,7 @@
     </w:p>
     <w:tbl>
       <w:tblPr>
+        <w:tblOverlap w:val="never"/>
         <w:tblW w:w="9000" w:type="dxa"/>
         <w:jc w:val="center"/>
         <w:tblLayout w:type="fixed"/>
@@ -14686,9 +14582,6 @@
         <w:gridCol w:w="9000"/>
       </w:tblGrid>
       <w:tr>
-        <w:trPr>
-          <w:cantSplit/>
-        </w:trPr>
         <w:tc>
           <w:tcPr>
             <w:tcW w:w="9000" w:type="dxa"/>
@@ -15028,6 +14921,7 @@
     </w:p>
     <w:tbl>
       <w:tblPr>
+        <w:tblOverlap w:val="never"/>
         <w:tblW w:w="9100" w:type="dxa"/>
         <w:jc w:val="center"/>
         <w:tblLayout w:type="fixed"/>
@@ -15038,9 +14932,6 @@
         <w:gridCol w:w="3800"/>
       </w:tblGrid>
       <w:tr>
-        <w:trPr>
-          <w:cantSplit/>
-        </w:trPr>
         <w:tc>
           <w:tcPr>
             <w:tcW w:w="1500" w:type="dxa"/>
@@ -15124,9 +15015,6 @@
         </w:tc>
       </w:tr>
       <w:tr>
-        <w:trPr>
-          <w:cantSplit/>
-        </w:trPr>
         <w:tc>
           <w:tcPr>
             <w:tcW w:w="1500" w:type="dxa"/>
@@ -15326,6 +15214,7 @@
     </w:p>
     <w:tbl>
       <w:tblPr>
+        <w:tblOverlap w:val="never"/>
         <w:tblW w:w="9200" w:type="dxa"/>
         <w:jc w:val="center"/>
         <w:tblLayout w:type="fixed"/>
@@ -15334,9 +15223,6 @@
         <w:gridCol w:w="9200"/>
       </w:tblGrid>
       <w:tr>
-        <w:trPr>
-          <w:cantSplit/>
-        </w:trPr>
         <w:tc>
           <w:tcPr>
             <w:tcW w:w="9200" w:type="dxa"/>
@@ -15828,6 +15714,7 @@
     </w:p>
     <w:tbl>
       <w:tblPr>
+        <w:tblOverlap w:val="never"/>
         <w:tblW w:w="10200" w:type="dxa"/>
         <w:jc w:val="center"/>
         <w:tblLayout w:type="fixed"/>
@@ -15839,8 +15726,7 @@
       </w:tblGrid>
       <w:tr>
         <w:trPr>
-          <w:cantSplit/>
-          <w:trHeight w:val="420"/>
+          <w:trHeight w:val="420" w:hRule="atLeast"/>
         </w:trPr>
         <w:tc>
           <w:tcPr>
@@ -15959,8 +15845,7 @@
       </w:tr>
       <w:tr>
         <w:trPr>
-          <w:cantSplit/>
-          <w:trHeight w:val="420"/>
+          <w:trHeight w:val="420" w:hRule="atLeast"/>
         </w:trPr>
         <w:tc>
           <w:tcPr>
@@ -16347,6 +16232,7 @@
     </w:p>
     <w:tbl>
       <w:tblPr>
+        <w:tblOverlap w:val="never"/>
         <w:tblW w:w="9600" w:type="dxa"/>
         <w:jc w:val="center"/>
         <w:tblLayout w:type="fixed"/>
@@ -16356,9 +16242,6 @@
         <w:gridCol w:w="1200"/>
       </w:tblGrid>
       <w:tr>
-        <w:trPr>
-          <w:cantSplit/>
-        </w:trPr>
         <w:tc>
           <w:tcPr>
             <w:tcW w:w="8400" w:type="dxa"/>
@@ -16454,9 +16337,6 @@
         </w:tc>
       </w:tr>
       <w:tr>
-        <w:trPr>
-          <w:cantSplit/>
-        </w:trPr>
         <w:tc>
           <w:tcPr>
             <w:tcW w:w="8400" w:type="dxa"/>
@@ -16552,9 +16432,6 @@
         </w:tc>
       </w:tr>
       <w:tr>
-        <w:trPr>
-          <w:cantSplit/>
-        </w:trPr>
         <w:tc>
           <w:tcPr>
             <w:tcW w:w="8400" w:type="dxa"/>
@@ -16650,9 +16527,6 @@
         </w:tc>
       </w:tr>
       <w:tr>
-        <w:trPr>
-          <w:cantSplit/>
-        </w:trPr>
         <w:tc>
           <w:tcPr>
             <w:tcW w:w="8400" w:type="dxa"/>
@@ -16748,9 +16622,6 @@
         </w:tc>
       </w:tr>
       <w:tr>
-        <w:trPr>
-          <w:cantSplit/>
-        </w:trPr>
         <w:tc>
           <w:tcPr>
             <w:tcW w:w="8400" w:type="dxa"/>
@@ -17051,6 +16922,7 @@
     </w:p>
     <w:tbl>
       <w:tblPr>
+        <w:tblOverlap w:val="never"/>
         <w:tblW w:w="10200" w:type="dxa"/>
         <w:jc w:val="center"/>
         <w:tblLayout w:type="fixed"/>
@@ -17062,8 +16934,7 @@
       </w:tblGrid>
       <w:tr>
         <w:trPr>
-          <w:cantSplit/>
-          <w:trHeight w:val="420"/>
+          <w:trHeight w:val="420" w:hRule="atLeast"/>
         </w:trPr>
         <w:tc>
           <w:tcPr>
@@ -17182,8 +17053,7 @@
       </w:tr>
       <w:tr>
         <w:trPr>
-          <w:cantSplit/>
-          <w:trHeight w:val="420"/>
+          <w:trHeight w:val="420" w:hRule="atLeast"/>
         </w:trPr>
         <w:tc>
           <w:tcPr>
@@ -18108,6 +17978,7 @@
     </w:p>
     <w:tbl>
       <w:tblPr>
+        <w:tblOverlap w:val="never"/>
         <w:tblW w:w="10200" w:type="dxa"/>
         <w:jc w:val="center"/>
         <w:tblLayout w:type="fixed"/>
@@ -18120,8 +17991,7 @@
       </w:tblGrid>
       <w:tr>
         <w:trPr>
-          <w:cantSplit/>
-          <w:trHeight w:val="420"/>
+          <w:trHeight w:val="420" w:hRule="atLeast"/>
         </w:trPr>
         <w:tc>
           <w:tcPr>
@@ -18272,8 +18142,7 @@
       </w:tr>
       <w:tr>
         <w:trPr>
-          <w:cantSplit/>
-          <w:trHeight w:val="420"/>
+          <w:trHeight w:val="420" w:hRule="atLeast"/>
         </w:trPr>
         <w:tc>
           <w:tcPr>
@@ -18409,6 +18278,7 @@
     </w:p>
     <w:tbl>
       <w:tblPr>
+        <w:tblOverlap w:val="never"/>
         <w:tblW w:w="10200" w:type="dxa"/>
         <w:jc w:val="center"/>
         <w:tblLayout w:type="fixed"/>
@@ -18417,9 +18287,6 @@
         <w:gridCol w:w="10200"/>
       </w:tblGrid>
       <w:tr>
-        <w:trPr>
-          <w:cantSplit/>
-        </w:trPr>
         <w:tc>
           <w:tcPr>
             <w:tcW w:w="10200" w:type="dxa"/>
@@ -18447,6 +18314,7 @@
           </w:p>
           <w:tbl>
             <w:tblPr>
+              <w:tblOverlap w:val="never"/>
               <w:tblW w:w="9900" w:type="dxa"/>
               <w:jc w:val="left"/>
               <w:tblLayout w:type="fixed"/>
@@ -18456,9 +18324,6 @@
               <w:gridCol w:w="3000"/>
             </w:tblGrid>
             <w:tr>
-              <w:trPr>
-                <w:cantSplit/>
-              </w:trPr>
               <w:tc>
                 <w:tcPr>
                   <w:tcW w:w="6900" w:type="dxa"/>
@@ -18706,6 +18571,7 @@
                 </w:p>
                 <w:tbl>
                   <w:tblPr>
+                    <w:tblOverlap w:val="never"/>
                     <w:tblW w:w="2900" w:type="dxa"/>
                     <w:jc w:val="left"/>
                     <w:tblLayout w:type="fixed"/>
@@ -18715,9 +18581,6 @@
                     <w:gridCol w:w="1450"/>
                   </w:tblGrid>
                   <w:tr>
-                    <w:trPr>
-                      <w:cantSplit/>
-                    </w:trPr>
                     <w:tc>
                       <w:tcPr>
                         <w:tcW w:w="1450" w:type="dxa"/>
@@ -18894,9 +18757,6 @@
                     </w:tc>
                   </w:tr>
                   <w:tr>
-                    <w:trPr>
-                      <w:cantSplit/>
-                    </w:trPr>
                     <w:tc>
                       <w:tcPr>
                         <w:tcW w:w="1450" w:type="dxa"/>
@@ -19516,6 +19376,7 @@
     </w:p>
     <w:tbl>
       <w:tblPr>
+        <w:tblOverlap w:val="never"/>
         <w:tblW w:w="10200" w:type="dxa"/>
         <w:jc w:val="center"/>
         <w:tblLayout w:type="fixed"/>
@@ -19525,9 +19386,6 @@
         <w:gridCol w:w="3600"/>
       </w:tblGrid>
       <w:tr>
-        <w:trPr>
-          <w:cantSplit/>
-        </w:trPr>
         <w:tc>
           <w:tcPr>
             <w:tcW w:w="6600" w:type="dxa"/>
@@ -19612,9 +19470,6 @@
         </w:tc>
       </w:tr>
       <w:tr>
-        <w:trPr>
-          <w:cantSplit/>
-        </w:trPr>
         <w:tc>
           <w:tcPr>
             <w:tcW w:w="6600" w:type="dxa"/>
@@ -19699,9 +19554,6 @@
         </w:tc>
       </w:tr>
       <w:tr>
-        <w:trPr>
-          <w:cantSplit/>
-        </w:trPr>
         <w:tc>
           <w:tcPr>
             <w:tcW w:w="6600" w:type="dxa"/>
@@ -19786,9 +19638,6 @@
         </w:tc>
       </w:tr>
       <w:tr>
-        <w:trPr>
-          <w:cantSplit/>
-        </w:trPr>
         <w:tc>
           <w:tcPr>
             <w:tcW w:w="6600" w:type="dxa"/>
@@ -19873,9 +19722,6 @@
         </w:tc>
       </w:tr>
       <w:tr>
-        <w:trPr>
-          <w:cantSplit/>
-        </w:trPr>
         <w:tc>
           <w:tcPr>
             <w:tcW w:w="6600" w:type="dxa"/>
@@ -19960,9 +19806,6 @@
         </w:tc>
       </w:tr>
       <w:tr>
-        <w:trPr>
-          <w:cantSplit/>
-        </w:trPr>
         <w:tc>
           <w:tcPr>
             <w:tcW w:w="6600" w:type="dxa"/>
@@ -20080,6 +19923,7 @@
     </w:p>
     <w:tbl>
       <w:tblPr>
+        <w:tblOverlap w:val="never"/>
         <w:tblW w:w="10200" w:type="dxa"/>
         <w:jc w:val="center"/>
         <w:tblLayout w:type="fixed"/>
@@ -20088,9 +19932,6 @@
         <w:gridCol w:w="10200"/>
       </w:tblGrid>
       <w:tr>
-        <w:trPr>
-          <w:cantSplit/>
-        </w:trPr>
         <w:tc>
           <w:tcPr>
             <w:tcW w:w="10200" w:type="dxa"/>
@@ -20235,6 +20076,7 @@
     </w:p>
     <w:tbl>
       <w:tblPr>
+        <w:tblOverlap w:val="never"/>
         <w:tblW w:w="10200" w:type="dxa"/>
         <w:jc w:val="center"/>
         <w:tblLayout w:type="fixed"/>
@@ -20247,8 +20089,7 @@
       </w:tblGrid>
       <w:tr>
         <w:trPr>
-          <w:cantSplit/>
-          <w:trHeight w:val="420"/>
+          <w:trHeight w:val="420" w:hRule="atLeast"/>
         </w:trPr>
         <w:tc>
           <w:tcPr>
@@ -20399,8 +20240,7 @@
       </w:tr>
       <w:tr>
         <w:trPr>
-          <w:cantSplit/>
-          <w:trHeight w:val="420"/>
+          <w:trHeight w:val="420" w:hRule="atLeast"/>
         </w:trPr>
         <w:tc>
           <w:tcPr>
@@ -20588,6 +20428,7 @@
     </w:p>
     <w:tbl>
       <w:tblPr>
+        <w:tblOverlap w:val="never"/>
         <w:tblW w:w="10200" w:type="dxa"/>
         <w:jc w:val="center"/>
         <w:tblLayout w:type="fixed"/>
@@ -20596,9 +20437,6 @@
         <w:gridCol w:w="10200"/>
       </w:tblGrid>
       <w:tr>
-        <w:trPr>
-          <w:cantSplit/>
-        </w:trPr>
         <w:tc>
           <w:tcPr>
             <w:tcW w:w="10200" w:type="dxa"/>
@@ -20626,6 +20464,7 @@
           </w:p>
           <w:tbl>
             <w:tblPr>
+              <w:tblOverlap w:val="never"/>
               <w:tblW w:w="8780" w:type="dxa"/>
               <w:jc w:val="left"/>
               <w:tblLayout w:type="fixed"/>
@@ -20640,9 +20479,6 @@
               <w:gridCol w:w="3380"/>
             </w:tblGrid>
             <w:tr>
-              <w:trPr>
-                <w:cantSplit/>
-              </w:trPr>
               <w:tc>
                 <w:tcPr>
                   <w:tcW w:w="980" w:type="dxa"/>
@@ -20869,9 +20705,6 @@
               </w:tc>
             </w:tr>
             <w:tr>
-              <w:trPr>
-                <w:cantSplit/>
-              </w:trPr>
               <w:tc>
                 <w:tcPr>
                   <w:tcW w:w="980" w:type="dxa"/>
@@ -21069,9 +20902,6 @@
         </w:tc>
       </w:tr>
       <w:tr>
-        <w:trPr>
-          <w:cantSplit/>
-        </w:trPr>
         <w:tc>
           <w:tcPr>
             <w:tcW w:w="10200" w:type="dxa"/>
@@ -21099,6 +20929,7 @@
           </w:p>
           <w:tbl>
             <w:tblPr>
+              <w:tblOverlap w:val="never"/>
               <w:tblW w:w="7910" w:type="dxa"/>
               <w:jc w:val="left"/>
               <w:tblLayout w:type="fixed"/>
@@ -21113,9 +20944,6 @@
               <w:gridCol w:w="1340"/>
             </w:tblGrid>
             <w:tr>
-              <w:trPr>
-                <w:cantSplit/>
-              </w:trPr>
               <w:tc>
                 <w:tcPr>
                   <w:tcW w:w="1340" w:type="dxa"/>
@@ -21342,9 +21170,6 @@
               </w:tc>
             </w:tr>
             <w:tr>
-              <w:trPr>
-                <w:cantSplit/>
-              </w:trPr>
               <w:tc>
                 <w:tcPr>
                   <w:tcW w:w="1340" w:type="dxa"/>
@@ -21613,6 +21438,7 @@
     </w:p>
     <w:tbl>
       <w:tblPr>
+        <w:tblOverlap w:val="never"/>
         <w:tblW w:w="10200" w:type="dxa"/>
         <w:jc w:val="center"/>
         <w:tblLayout w:type="fixed"/>
@@ -21621,9 +21447,6 @@
         <w:gridCol w:w="10200"/>
       </w:tblGrid>
       <w:tr>
-        <w:trPr>
-          <w:cantSplit/>
-        </w:trPr>
         <w:tc>
           <w:tcPr>
             <w:tcW w:w="10200" w:type="dxa"/>
@@ -21651,6 +21474,7 @@
           </w:p>
           <w:tbl>
             <w:tblPr>
+              <w:tblOverlap w:val="never"/>
               <w:tblW w:w="7310" w:type="dxa"/>
               <w:jc w:val="left"/>
               <w:tblLayout w:type="fixed"/>
@@ -21665,9 +21489,6 @@
               <w:gridCol w:w="1340"/>
             </w:tblGrid>
             <w:tr>
-              <w:trPr>
-                <w:cantSplit/>
-              </w:trPr>
               <w:tc>
                 <w:tcPr>
                   <w:tcW w:w="1340" w:type="dxa"/>
@@ -21894,9 +21715,6 @@
               </w:tc>
             </w:tr>
             <w:tr>
-              <w:trPr>
-                <w:cantSplit/>
-              </w:trPr>
               <w:tc>
                 <w:tcPr>
                   <w:tcW w:w="1340" w:type="dxa"/>
@@ -22093,6 +21911,7 @@
           </w:p>
           <w:tbl>
             <w:tblPr>
+              <w:tblOverlap w:val="never"/>
               <w:tblW w:w="5720" w:type="dxa"/>
               <w:jc w:val="left"/>
               <w:tblLayout w:type="fixed"/>
@@ -22104,9 +21923,6 @@
               <w:gridCol w:w="1340"/>
             </w:tblGrid>
             <w:tr>
-              <w:trPr>
-                <w:cantSplit/>
-              </w:trPr>
               <w:tc>
                 <w:tcPr>
                   <w:tcW w:w="2180" w:type="dxa"/>
@@ -22245,9 +22061,6 @@
               </w:tc>
             </w:tr>
             <w:tr>
-              <w:trPr>
-                <w:cantSplit/>
-              </w:trPr>
               <w:tc>
                 <w:tcPr>
                   <w:tcW w:w="2180" w:type="dxa"/>
@@ -22408,6 +22221,7 @@
     </w:p>
     <w:tbl>
       <w:tblPr>
+        <w:tblOverlap w:val="never"/>
         <w:tblW w:w="10200" w:type="dxa"/>
         <w:jc w:val="center"/>
         <w:tblLayout w:type="fixed"/>
@@ -22416,9 +22230,6 @@
         <w:gridCol w:w="10200"/>
       </w:tblGrid>
       <w:tr>
-        <w:trPr>
-          <w:cantSplit/>
-        </w:trPr>
         <w:tc>
           <w:tcPr>
             <w:tcW w:w="10200" w:type="dxa"/>
@@ -22446,6 +22257,7 @@
           </w:p>
           <w:tbl>
             <w:tblPr>
+              <w:tblOverlap w:val="never"/>
               <w:tblW w:w="7670" w:type="dxa"/>
               <w:jc w:val="left"/>
               <w:tblLayout w:type="fixed"/>
@@ -22460,9 +22272,6 @@
               <w:gridCol w:w="1340"/>
             </w:tblGrid>
             <w:tr>
-              <w:trPr>
-                <w:cantSplit/>
-              </w:trPr>
               <w:tc>
                 <w:tcPr>
                   <w:tcW w:w="1340" w:type="dxa"/>
@@ -22689,9 +22498,6 @@
               </w:tc>
             </w:tr>
             <w:tr>
-              <w:trPr>
-                <w:cantSplit/>
-              </w:trPr>
               <w:tc>
                 <w:tcPr>
                   <w:tcW w:w="1340" w:type="dxa"/>
@@ -22888,6 +22694,7 @@
           </w:p>
           <w:tbl>
             <w:tblPr>
+              <w:tblOverlap w:val="never"/>
               <w:tblW w:w="5500" w:type="dxa"/>
               <w:jc w:val="left"/>
               <w:tblLayout w:type="fixed"/>
@@ -22900,9 +22707,6 @@
               <w:gridCol w:w="1340"/>
             </w:tblGrid>
             <w:tr>
-              <w:trPr>
-                <w:cantSplit/>
-              </w:trPr>
               <w:tc>
                 <w:tcPr>
                   <w:tcW w:w="1580" w:type="dxa"/>
@@ -23065,9 +22869,6 @@
               </w:tc>
             </w:tr>
             <w:tr>
-              <w:trPr>
-                <w:cantSplit/>
-              </w:trPr>
               <w:tc>
                 <w:tcPr>
                   <w:tcW w:w="1580" w:type="dxa"/>
@@ -23192,6 +22993,7 @@
     </w:p>
     <w:tbl>
       <w:tblPr>
+        <w:tblOverlap w:val="never"/>
         <w:tblW w:w="10200" w:type="dxa"/>
         <w:jc w:val="center"/>
         <w:tblLayout w:type="fixed"/>
@@ -23202,9 +23004,6 @@
         <w:gridCol w:w="3800"/>
       </w:tblGrid>
       <w:tr>
-        <w:trPr>
-          <w:cantSplit/>
-        </w:trPr>
         <w:tc>
           <w:tcPr>
             <w:tcW w:w="1200" w:type="dxa"/>
@@ -23350,9 +23149,6 @@
         </w:tc>
       </w:tr>
       <w:tr>
-        <w:trPr>
-          <w:cantSplit/>
-        </w:trPr>
         <w:tc>
           <w:tcPr>
             <w:tcW w:w="1200" w:type="dxa"/>

--- a/mokdong2/2fin/word/MDJ2_L5-L7_ByPart_Compact_A4.docx
+++ b/mokdong2/2fin/word/MDJ2_L5-L7_ByPart_Compact_A4.docx
@@ -1965,759 +1965,6 @@
           <w:sz w:val="17"/>
         </w:rPr>
         <w:t>they = Wilson's gum paintings / give A to B: A를 B에게 주다 (3형식)</w:t>
-      </w:r>
-    </w:p>
-    <w:p>
-      <w:pPr>
-        <w:keepNext/>
-        <w:pBdr>
-          <w:bottom w:val="single" w:sz="12" w:color="1F2430"/>
-        </w:pBdr>
-        <w:spacing w:before="160" w:after="60" w:line="276" w:lineRule="auto"/>
-      </w:pPr>
-      <w:r>
-        <w:rPr>
-          <w:b/>
-          <w:color w:val="FFFFFF"/>
-          <w:sz w:val="19"/>
-          <w:shd w:val="clear" w:fill="1F2430"/>
-        </w:rPr>
-        <w:t xml:space="preserve"> 5-⑥ </w:t>
-      </w:r>
-      <w:r>
-        <w:t xml:space="preserve">  </w:t>
-      </w:r>
-      <w:r>
-        <w:rPr>
-          <w:rFonts w:ascii="맑은 고딕" w:hAnsi="맑은 고딕" w:eastAsia="맑은 고딕"/>
-          <w:b/>
-          <w:color w:val="1F2430"/>
-          <w:sz w:val="24"/>
-        </w:rPr>
-        <w:t>Street Art in London</w:t>
-      </w:r>
-      <w:r>
-        <w:t xml:space="preserve">   </w:t>
-      </w:r>
-      <w:r>
-        <w:rPr>
-          <w:rFonts w:ascii="맑은 고딕" w:hAnsi="맑은 고딕" w:eastAsia="맑은 고딕"/>
-          <w:b w:val="0"/>
-          <w:color w:val="6B7280"/>
-          <w:sz w:val="17"/>
-        </w:rPr>
-        <w:t>5과. The City as a Canvas · 우리말 → 영어 (본문 영작)</w:t>
-      </w:r>
-    </w:p>
-    <w:p>
-      <w:pPr>
-        <w:keepNext/>
-        <w:spacing w:before="100" w:after="20" w:line="276" w:lineRule="auto"/>
-      </w:pPr>
-      <w:r>
-        <w:rPr>
-          <w:rFonts w:ascii="맑은 고딕" w:hAnsi="맑은 고딕" w:eastAsia="맑은 고딕"/>
-          <w:b/>
-          <w:color w:val="1F2430"/>
-          <w:sz w:val="20"/>
-        </w:rPr>
-        <w:t>우리말을 보고 본문 문장을 쓰시오.</w:t>
-      </w:r>
-    </w:p>
-    <w:p>
-      <w:pPr>
-        <w:spacing w:before="20" w:after="0" w:line="276" w:lineRule="auto"/>
-        <w:ind w:left="170"/>
-      </w:pPr>
-      <w:r>
-        <w:rPr>
-          <w:rFonts w:ascii="맑은 고딕" w:hAnsi="맑은 고딕" w:eastAsia="맑은 고딕"/>
-          <w:b w:val="0"/>
-          <w:color w:val="1F2430"/>
-          <w:sz w:val="20"/>
-        </w:rPr>
-        <w:t xml:space="preserve">1. 런던의 거리 예술 → </w:t>
-      </w:r>
-      <w:r>
-        <w:rPr>
-          <w:rFonts w:ascii="맑은 고딕" w:hAnsi="맑은 고딕" w:eastAsia="맑은 고딕"/>
-          <w:b/>
-          <w:color w:val="D1323A"/>
-          <w:sz w:val="20"/>
-        </w:rPr>
-        <w:t>Street Art in London</w:t>
-      </w:r>
-    </w:p>
-    <w:p>
-      <w:pPr>
-        <w:spacing w:before="20" w:after="0" w:line="276" w:lineRule="auto"/>
-        <w:ind w:left="170"/>
-      </w:pPr>
-      <w:r>
-        <w:rPr>
-          <w:rFonts w:ascii="맑은 고딕" w:hAnsi="맑은 고딕" w:eastAsia="맑은 고딕"/>
-          <w:b w:val="0"/>
-          <w:color w:val="1F2430"/>
-          <w:sz w:val="20"/>
-        </w:rPr>
-        <w:t xml:space="preserve">2. 현대 거리 예술은 다양한 형태로 존재하며, 도시를 다채롭고 활기차게 만듭니다. → </w:t>
-      </w:r>
-      <w:r>
-        <w:rPr>
-          <w:rFonts w:ascii="맑은 고딕" w:hAnsi="맑은 고딕" w:eastAsia="맑은 고딕"/>
-          <w:b/>
-          <w:color w:val="D1323A"/>
-          <w:sz w:val="20"/>
-        </w:rPr>
-        <w:t>Modern street art comes in many different forms, and it makes cities colorful and lively.</w:t>
-      </w:r>
-    </w:p>
-    <w:p>
-      <w:pPr>
-        <w:spacing w:before="20" w:after="0" w:line="276" w:lineRule="auto"/>
-        <w:ind w:left="170"/>
-      </w:pPr>
-      <w:r>
-        <w:rPr>
-          <w:rFonts w:ascii="맑은 고딕" w:hAnsi="맑은 고딕" w:eastAsia="맑은 고딕"/>
-          <w:b w:val="0"/>
-          <w:color w:val="1F2430"/>
-          <w:sz w:val="20"/>
-        </w:rPr>
-        <w:t xml:space="preserve">3. 오늘, 우리는 런던의 잘 알려진 거리 예술 작품들을 살펴보겠습니다. → </w:t>
-      </w:r>
-      <w:r>
-        <w:rPr>
-          <w:rFonts w:ascii="맑은 고딕" w:hAnsi="맑은 고딕" w:eastAsia="맑은 고딕"/>
-          <w:b/>
-          <w:color w:val="D1323A"/>
-          <w:sz w:val="20"/>
-        </w:rPr>
-        <w:t>Today, we are going to see some well-known street artworks in London.</w:t>
-      </w:r>
-    </w:p>
-    <w:p>
-      <w:pPr>
-        <w:spacing w:before="20" w:after="0" w:line="276" w:lineRule="auto"/>
-        <w:ind w:left="170"/>
-      </w:pPr>
-      <w:r>
-        <w:rPr>
-          <w:rFonts w:ascii="맑은 고딕" w:hAnsi="맑은 고딕" w:eastAsia="맑은 고딕"/>
-          <w:b w:val="0"/>
-          <w:color w:val="1F2430"/>
-          <w:sz w:val="20"/>
-        </w:rPr>
-        <w:t xml:space="preserve">4. 우리가 방문할 곳은 Shoreditch입니다. → </w:t>
-      </w:r>
-      <w:r>
-        <w:rPr>
-          <w:rFonts w:ascii="맑은 고딕" w:hAnsi="맑은 고딕" w:eastAsia="맑은 고딕"/>
-          <w:b/>
-          <w:color w:val="D1323A"/>
-          <w:sz w:val="20"/>
-        </w:rPr>
-        <w:t>The place that we are going to visit is Shoreditch.</w:t>
-      </w:r>
-    </w:p>
-    <w:p>
-      <w:pPr>
-        <w:spacing w:before="20" w:after="0" w:line="276" w:lineRule="auto"/>
-        <w:ind w:left="170"/>
-      </w:pPr>
-      <w:r>
-        <w:rPr>
-          <w:rFonts w:ascii="맑은 고딕" w:hAnsi="맑은 고딕" w:eastAsia="맑은 고딕"/>
-          <w:b w:val="0"/>
-          <w:color w:val="1F2430"/>
-          <w:sz w:val="20"/>
-        </w:rPr>
-        <w:t xml:space="preserve">5. 가난한 노동자들이 이곳에서 살았었지만, 지금은 런던에서 가장 힙한 지역 중 하나입니다. → </w:t>
-      </w:r>
-      <w:r>
-        <w:rPr>
-          <w:rFonts w:ascii="맑은 고딕" w:hAnsi="맑은 고딕" w:eastAsia="맑은 고딕"/>
-          <w:b/>
-          <w:color w:val="D1323A"/>
-          <w:sz w:val="20"/>
-        </w:rPr>
-        <w:t>Poor workers used to live in this area, but now it is one of the hippest areas in London.</w:t>
-      </w:r>
-    </w:p>
-    <w:p>
-      <w:pPr>
-        <w:spacing w:before="20" w:after="0" w:line="276" w:lineRule="auto"/>
-        <w:ind w:left="170"/>
-      </w:pPr>
-      <w:r>
-        <w:rPr>
-          <w:rFonts w:ascii="맑은 고딕" w:hAnsi="맑은 고딕" w:eastAsia="맑은 고딕"/>
-          <w:b w:val="0"/>
-          <w:color w:val="1F2430"/>
-          <w:sz w:val="20"/>
-        </w:rPr>
-        <w:t xml:space="preserve">6. 우리는 이곳에서 정말 많은 멋진 거리 예술 작품들을 볼 수 있습니다. → </w:t>
-      </w:r>
-      <w:r>
-        <w:rPr>
-          <w:rFonts w:ascii="맑은 고딕" w:hAnsi="맑은 고딕" w:eastAsia="맑은 고딕"/>
-          <w:b/>
-          <w:color w:val="D1323A"/>
-          <w:sz w:val="20"/>
-        </w:rPr>
-        <w:t>We can find so many great pieces of street art here.</w:t>
-      </w:r>
-    </w:p>
-    <w:p>
-      <w:pPr>
-        <w:spacing w:before="20" w:after="0" w:line="276" w:lineRule="auto"/>
-        <w:ind w:left="170"/>
-      </w:pPr>
-      <w:r>
-        <w:rPr>
-          <w:rFonts w:ascii="맑은 고딕" w:hAnsi="맑은 고딕" w:eastAsia="맑은 고딕"/>
-          <w:b w:val="0"/>
-          <w:color w:val="1F2430"/>
-          <w:sz w:val="20"/>
-        </w:rPr>
-        <w:t xml:space="preserve">7. 저쪽에 있는 저 그림이 보이시나요? → </w:t>
-      </w:r>
-      <w:r>
-        <w:rPr>
-          <w:rFonts w:ascii="맑은 고딕" w:hAnsi="맑은 고딕" w:eastAsia="맑은 고딕"/>
-          <w:b/>
-          <w:color w:val="D1323A"/>
-          <w:sz w:val="20"/>
-        </w:rPr>
-        <w:t>Do you see the painting over there?</w:t>
-      </w:r>
-    </w:p>
-    <w:p>
-      <w:pPr>
-        <w:spacing w:before="20" w:after="0" w:line="276" w:lineRule="auto"/>
-        <w:ind w:left="170"/>
-      </w:pPr>
-      <w:r>
-        <w:rPr>
-          <w:rFonts w:ascii="맑은 고딕" w:hAnsi="맑은 고딕" w:eastAsia="맑은 고딕"/>
-          <w:b w:val="0"/>
-          <w:color w:val="1F2430"/>
-          <w:sz w:val="20"/>
-        </w:rPr>
-        <w:t xml:space="preserve">8. 그것은 STIK이라는 예술가의 작품입니다. → </w:t>
-      </w:r>
-      <w:r>
-        <w:rPr>
-          <w:rFonts w:ascii="맑은 고딕" w:hAnsi="맑은 고딕" w:eastAsia="맑은 고딕"/>
-          <w:b/>
-          <w:color w:val="D1323A"/>
-          <w:sz w:val="20"/>
-        </w:rPr>
-        <w:t>It is by the artist STIK.</w:t>
-      </w:r>
-    </w:p>
-    <w:p>
-      <w:pPr>
-        <w:spacing w:before="20" w:after="0" w:line="276" w:lineRule="auto"/>
-        <w:ind w:left="170"/>
-      </w:pPr>
-      <w:r>
-        <w:rPr>
-          <w:rFonts w:ascii="맑은 고딕" w:hAnsi="맑은 고딕" w:eastAsia="맑은 고딕"/>
-          <w:b w:val="0"/>
-          <w:color w:val="1F2430"/>
-          <w:sz w:val="20"/>
-        </w:rPr>
-        <w:t xml:space="preserve">9. 그는 사람의 몸을 그린 그림에서 선과 점만 사용하는 것으로 유명합니다. → </w:t>
-      </w:r>
-      <w:r>
-        <w:rPr>
-          <w:rFonts w:ascii="맑은 고딕" w:hAnsi="맑은 고딕" w:eastAsia="맑은 고딕"/>
-          <w:b/>
-          <w:color w:val="D1323A"/>
-          <w:sz w:val="20"/>
-        </w:rPr>
-        <w:t>He is famous for using only lines and dots in his paintings of human bodies.</w:t>
-      </w:r>
-    </w:p>
-    <w:p>
-      <w:pPr>
-        <w:spacing w:before="20" w:after="0" w:line="276" w:lineRule="auto"/>
-        <w:ind w:left="170"/>
-      </w:pPr>
-      <w:r>
-        <w:rPr>
-          <w:rFonts w:ascii="맑은 고딕" w:hAnsi="맑은 고딕" w:eastAsia="맑은 고딕"/>
-          <w:b w:val="0"/>
-          <w:color w:val="1F2430"/>
-          <w:sz w:val="20"/>
-        </w:rPr>
-        <w:t xml:space="preserve">10. STIK에 따르면, 저 세 인물은 Shoreditch의 과거, 현재, 그리고 미래를 나타낸다고 합니다. → </w:t>
-      </w:r>
-      <w:r>
-        <w:rPr>
-          <w:rFonts w:ascii="맑은 고딕" w:hAnsi="맑은 고딕" w:eastAsia="맑은 고딕"/>
-          <w:b/>
-          <w:color w:val="D1323A"/>
-          <w:sz w:val="20"/>
-        </w:rPr>
-        <w:t>According to STIK, the three figures represent the past, present, and future of Shoreditch.</w:t>
-      </w:r>
-    </w:p>
-    <w:p>
-      <w:pPr>
-        <w:spacing w:before="20" w:after="0" w:line="276" w:lineRule="auto"/>
-        <w:ind w:left="170"/>
-      </w:pPr>
-      <w:r>
-        <w:rPr>
-          <w:rFonts w:ascii="맑은 고딕" w:hAnsi="맑은 고딕" w:eastAsia="맑은 고딕"/>
-          <w:b w:val="0"/>
-          <w:color w:val="1F2430"/>
-          <w:sz w:val="20"/>
-        </w:rPr>
-        <w:t xml:space="preserve">11. 어느 인물이 어떤 것을 나타낼까요? → </w:t>
-      </w:r>
-      <w:r>
-        <w:rPr>
-          <w:rFonts w:ascii="맑은 고딕" w:hAnsi="맑은 고딕" w:eastAsia="맑은 고딕"/>
-          <w:b/>
-          <w:color w:val="D1323A"/>
-          <w:sz w:val="20"/>
-        </w:rPr>
-        <w:t>Which figure represents which?</w:t>
-      </w:r>
-    </w:p>
-    <w:p>
-      <w:pPr>
-        <w:spacing w:before="20" w:after="0" w:line="276" w:lineRule="auto"/>
-        <w:ind w:left="170"/>
-      </w:pPr>
-      <w:r>
-        <w:rPr>
-          <w:rFonts w:ascii="맑은 고딕" w:hAnsi="맑은 고딕" w:eastAsia="맑은 고딕"/>
-          <w:b w:val="0"/>
-          <w:color w:val="1F2430"/>
-          <w:sz w:val="20"/>
-        </w:rPr>
-        <w:t xml:space="preserve">12. 자, 세 인물의 눈을 자세히 살펴보세요. → </w:t>
-      </w:r>
-      <w:r>
-        <w:rPr>
-          <w:rFonts w:ascii="맑은 고딕" w:hAnsi="맑은 고딕" w:eastAsia="맑은 고딕"/>
-          <w:b/>
-          <w:color w:val="D1323A"/>
-          <w:sz w:val="20"/>
-        </w:rPr>
-        <w:t>Well, look closely at the eyes of the three figures.</w:t>
-      </w:r>
-    </w:p>
-    <w:p>
-      <w:pPr>
-        <w:spacing w:before="20" w:after="0" w:line="276" w:lineRule="auto"/>
-        <w:ind w:left="170"/>
-      </w:pPr>
-      <w:r>
-        <w:rPr>
-          <w:rFonts w:ascii="맑은 고딕" w:hAnsi="맑은 고딕" w:eastAsia="맑은 고딕"/>
-          <w:b w:val="0"/>
-          <w:color w:val="1F2430"/>
-          <w:sz w:val="20"/>
-        </w:rPr>
-        <w:t xml:space="preserve">13. 그것들은 그저 점일 뿐이지만, 그 점들이 여러분에게 힌트를 줄 것입니다. → </w:t>
-      </w:r>
-      <w:r>
-        <w:rPr>
-          <w:rFonts w:ascii="맑은 고딕" w:hAnsi="맑은 고딕" w:eastAsia="맑은 고딕"/>
-          <w:b/>
-          <w:color w:val="D1323A"/>
-          <w:sz w:val="20"/>
-        </w:rPr>
-        <w:t>They are just dots, but they will give you a clue.</w:t>
-      </w:r>
-    </w:p>
-    <w:p>
-      <w:pPr>
-        <w:spacing w:before="20" w:after="0" w:line="276" w:lineRule="auto"/>
-        <w:ind w:left="170"/>
-      </w:pPr>
-      <w:r>
-        <w:rPr>
-          <w:rFonts w:ascii="맑은 고딕" w:hAnsi="맑은 고딕" w:eastAsia="맑은 고딕"/>
-          <w:b w:val="0"/>
-          <w:color w:val="1F2430"/>
-          <w:sz w:val="20"/>
-        </w:rPr>
-        <w:t xml:space="preserve">14. 우리는 이제 세계적으로 유명한 거리 예술가 Banksy의 작품을 보러 Finsbury Park에 와 있습니다. → </w:t>
-      </w:r>
-      <w:r>
-        <w:rPr>
-          <w:rFonts w:ascii="맑은 고딕" w:hAnsi="맑은 고딕" w:eastAsia="맑은 고딕"/>
-          <w:b/>
-          <w:color w:val="D1323A"/>
-          <w:sz w:val="20"/>
-        </w:rPr>
-        <w:t>We are now in Finsbury Park to see a painting by Banksy, an internationally famous street artist.</w:t>
-      </w:r>
-    </w:p>
-    <w:p>
-      <w:pPr>
-        <w:spacing w:before="20" w:after="0" w:line="276" w:lineRule="auto"/>
-        <w:ind w:left="170"/>
-      </w:pPr>
-      <w:r>
-        <w:rPr>
-          <w:rFonts w:ascii="맑은 고딕" w:hAnsi="맑은 고딕" w:eastAsia="맑은 고딕"/>
-          <w:b w:val="0"/>
-          <w:color w:val="1F2430"/>
-          <w:sz w:val="20"/>
-        </w:rPr>
-        <w:t xml:space="preserve">15. Banksy의 예술 작품은 종종 사회적 메시지를 담고 있으며, 저기 보이는 녹색 나무가 좋은 예입니다. → </w:t>
-      </w:r>
-      <w:r>
-        <w:rPr>
-          <w:rFonts w:ascii="맑은 고딕" w:hAnsi="맑은 고딕" w:eastAsia="맑은 고딕"/>
-          <w:b/>
-          <w:color w:val="D1323A"/>
-          <w:sz w:val="20"/>
-        </w:rPr>
-        <w:t>Banksy's artworks often carry social messages, and the green tree you see over there is a good example.</w:t>
-      </w:r>
-    </w:p>
-    <w:p>
-      <w:pPr>
-        <w:spacing w:before="20" w:after="0" w:line="276" w:lineRule="auto"/>
-        <w:ind w:left="170"/>
-      </w:pPr>
-      <w:r>
-        <w:rPr>
-          <w:rFonts w:ascii="맑은 고딕" w:hAnsi="맑은 고딕" w:eastAsia="맑은 고딕"/>
-          <w:b w:val="0"/>
-          <w:color w:val="1F2430"/>
-          <w:sz w:val="20"/>
-        </w:rPr>
-        <w:t xml:space="preserve">16. 보시다시피, 그는 잎이 없는 나무 뒤 벽에 녹색 페인트를 뿌려 녹색 나무를 만들어 냈습니다. → </w:t>
-      </w:r>
-      <w:r>
-        <w:rPr>
-          <w:rFonts w:ascii="맑은 고딕" w:hAnsi="맑은 고딕" w:eastAsia="맑은 고딕"/>
-          <w:b/>
-          <w:color w:val="D1323A"/>
-          <w:sz w:val="20"/>
-        </w:rPr>
-        <w:t>As you can see, he created a green tree by spraying green paint on a wall behind a leafless tree.</w:t>
-      </w:r>
-    </w:p>
-    <w:p>
-      <w:pPr>
-        <w:spacing w:before="20" w:after="0" w:line="276" w:lineRule="auto"/>
-        <w:ind w:left="170"/>
-      </w:pPr>
-      <w:r>
-        <w:rPr>
-          <w:rFonts w:ascii="맑은 고딕" w:hAnsi="맑은 고딕" w:eastAsia="맑은 고딕"/>
-          <w:b w:val="0"/>
-          <w:color w:val="1F2430"/>
-          <w:sz w:val="20"/>
-        </w:rPr>
-        <w:t xml:space="preserve">17. 그 나무 옆에는 스프레이를 들고 있는 한 사람이 있습니다. → </w:t>
-      </w:r>
-      <w:r>
-        <w:rPr>
-          <w:rFonts w:ascii="맑은 고딕" w:hAnsi="맑은 고딕" w:eastAsia="맑은 고딕"/>
-          <w:b/>
-          <w:color w:val="D1323A"/>
-          <w:sz w:val="20"/>
-        </w:rPr>
-        <w:t>Next to the tree, there is a person who is holding a sprayer.</w:t>
-      </w:r>
-    </w:p>
-    <w:p>
-      <w:pPr>
-        <w:spacing w:before="20" w:after="0" w:line="276" w:lineRule="auto"/>
-        <w:ind w:left="170"/>
-      </w:pPr>
-      <w:r>
-        <w:rPr>
-          <w:rFonts w:ascii="맑은 고딕" w:hAnsi="맑은 고딕" w:eastAsia="맑은 고딕"/>
-          <w:b w:val="0"/>
-          <w:color w:val="1F2430"/>
-          <w:sz w:val="20"/>
-        </w:rPr>
-        <w:t xml:space="preserve">18. Banksy는 이 그림을 통해 우리에게 어떤 메시지를 전하고 싶은 걸까요? → </w:t>
-      </w:r>
-      <w:r>
-        <w:rPr>
-          <w:rFonts w:ascii="맑은 고딕" w:hAnsi="맑은 고딕" w:eastAsia="맑은 고딕"/>
-          <w:b/>
-          <w:color w:val="D1323A"/>
-          <w:sz w:val="20"/>
-        </w:rPr>
-        <w:t>What message does Banksy want to give us through this painting?</w:t>
-      </w:r>
-    </w:p>
-    <w:p>
-      <w:pPr>
-        <w:spacing w:before="20" w:after="0" w:line="276" w:lineRule="auto"/>
-        <w:ind w:left="170"/>
-      </w:pPr>
-      <w:r>
-        <w:rPr>
-          <w:rFonts w:ascii="맑은 고딕" w:hAnsi="맑은 고딕" w:eastAsia="맑은 고딕"/>
-          <w:b w:val="0"/>
-          <w:color w:val="1F2430"/>
-          <w:sz w:val="20"/>
-        </w:rPr>
-        <w:t xml:space="preserve">19. 많은 사람들의 의견에 따르면, 그는 자연이 어려움을 겪고 있다는 것을 말하려는 것 같습니다. → </w:t>
-      </w:r>
-      <w:r>
-        <w:rPr>
-          <w:rFonts w:ascii="맑은 고딕" w:hAnsi="맑은 고딕" w:eastAsia="맑은 고딕"/>
-          <w:b/>
-          <w:color w:val="D1323A"/>
-          <w:sz w:val="20"/>
-        </w:rPr>
-        <w:t>In many people's opinion, he is telling us that nature is having a hard time.</w:t>
-      </w:r>
-    </w:p>
-    <w:p>
-      <w:pPr>
-        <w:spacing w:before="20" w:after="0" w:line="276" w:lineRule="auto"/>
-        <w:ind w:left="170"/>
-      </w:pPr>
-      <w:r>
-        <w:rPr>
-          <w:rFonts w:ascii="맑은 고딕" w:hAnsi="맑은 고딕" w:eastAsia="맑은 고딕"/>
-          <w:b w:val="0"/>
-          <w:color w:val="1F2430"/>
-          <w:sz w:val="20"/>
-        </w:rPr>
-        <w:t xml:space="preserve">20. 그들은 Banksy가 우리로 하여금 자연을 더 잘 보살피기를 원하는 것 같다고 생각합니다. → </w:t>
-      </w:r>
-      <w:r>
-        <w:rPr>
-          <w:rFonts w:ascii="맑은 고딕" w:hAnsi="맑은 고딕" w:eastAsia="맑은 고딕"/>
-          <w:b/>
-          <w:color w:val="D1323A"/>
-          <w:sz w:val="20"/>
-        </w:rPr>
-        <w:t>They think he wants us to take better care of it.</w:t>
-      </w:r>
-    </w:p>
-    <w:p>
-      <w:pPr>
-        <w:spacing w:before="20" w:after="0" w:line="276" w:lineRule="auto"/>
-        <w:ind w:left="170"/>
-      </w:pPr>
-      <w:r>
-        <w:rPr>
-          <w:rFonts w:ascii="맑은 고딕" w:hAnsi="맑은 고딕" w:eastAsia="맑은 고딕"/>
-          <w:b w:val="0"/>
-          <w:color w:val="1F2430"/>
-          <w:sz w:val="20"/>
-        </w:rPr>
-        <w:t xml:space="preserve">21. 오늘 우리 투어의 마지막 방문지는 Muswell Hill입니다. → </w:t>
-      </w:r>
-      <w:r>
-        <w:rPr>
-          <w:rFonts w:ascii="맑은 고딕" w:hAnsi="맑은 고딕" w:eastAsia="맑은 고딕"/>
-          <w:b/>
-          <w:color w:val="D1323A"/>
-          <w:sz w:val="20"/>
-        </w:rPr>
-        <w:t>The final stop of our tour today is Muswell Hill.</w:t>
-      </w:r>
-    </w:p>
-    <w:p>
-      <w:pPr>
-        <w:spacing w:before="20" w:after="0" w:line="276" w:lineRule="auto"/>
-        <w:ind w:left="170"/>
-      </w:pPr>
-      <w:r>
-        <w:rPr>
-          <w:rFonts w:ascii="맑은 고딕" w:hAnsi="맑은 고딕" w:eastAsia="맑은 고딕"/>
-          <w:b w:val="0"/>
-          <w:color w:val="1F2430"/>
-          <w:sz w:val="20"/>
-        </w:rPr>
-        <w:t xml:space="preserve">22. 어떤 거리 예술 작품도 보이지 않나요? → </w:t>
-      </w:r>
-      <w:r>
-        <w:rPr>
-          <w:rFonts w:ascii="맑은 고딕" w:hAnsi="맑은 고딕" w:eastAsia="맑은 고딕"/>
-          <w:b/>
-          <w:color w:val="D1323A"/>
-          <w:sz w:val="20"/>
-        </w:rPr>
-        <w:t>Can't see any street artworks?</w:t>
-      </w:r>
-    </w:p>
-    <w:p>
-      <w:pPr>
-        <w:spacing w:before="20" w:after="0" w:line="276" w:lineRule="auto"/>
-        <w:ind w:left="170"/>
-      </w:pPr>
-      <w:r>
-        <w:rPr>
-          <w:rFonts w:ascii="맑은 고딕" w:hAnsi="맑은 고딕" w:eastAsia="맑은 고딕"/>
-          <w:b w:val="0"/>
-          <w:color w:val="1F2430"/>
-          <w:sz w:val="20"/>
-        </w:rPr>
-        <w:t xml:space="preserve">23. 그렇다면, 아래를 내려다보고 자세히 살펴보세요. → </w:t>
-      </w:r>
-      <w:r>
-        <w:rPr>
-          <w:rFonts w:ascii="맑은 고딕" w:hAnsi="맑은 고딕" w:eastAsia="맑은 고딕"/>
-          <w:b/>
-          <w:color w:val="D1323A"/>
-          <w:sz w:val="20"/>
-        </w:rPr>
-        <w:t>Well, look down and look closely.</w:t>
-      </w:r>
-    </w:p>
-    <w:p>
-      <w:pPr>
-        <w:spacing w:before="20" w:after="0" w:line="276" w:lineRule="auto"/>
-        <w:ind w:left="170"/>
-      </w:pPr>
-      <w:r>
-        <w:rPr>
-          <w:rFonts w:ascii="맑은 고딕" w:hAnsi="맑은 고딕" w:eastAsia="맑은 고딕"/>
-          <w:b w:val="0"/>
-          <w:color w:val="1F2430"/>
-          <w:sz w:val="20"/>
-        </w:rPr>
-        <w:t xml:space="preserve">24. 여러분은 작은 껌 그림들이 보이나요? → </w:t>
-      </w:r>
-      <w:r>
-        <w:rPr>
-          <w:rFonts w:ascii="맑은 고딕" w:hAnsi="맑은 고딕" w:eastAsia="맑은 고딕"/>
-          <w:b/>
-          <w:color w:val="D1323A"/>
-          <w:sz w:val="20"/>
-        </w:rPr>
-        <w:t>Do you see the little chewing gum paintings?</w:t>
-      </w:r>
-    </w:p>
-    <w:p>
-      <w:pPr>
-        <w:spacing w:before="20" w:after="0" w:line="276" w:lineRule="auto"/>
-        <w:ind w:left="170"/>
-      </w:pPr>
-      <w:r>
-        <w:rPr>
-          <w:rFonts w:ascii="맑은 고딕" w:hAnsi="맑은 고딕" w:eastAsia="맑은 고딕"/>
-          <w:b w:val="0"/>
-          <w:color w:val="1F2430"/>
-          <w:sz w:val="20"/>
-        </w:rPr>
-        <w:t xml:space="preserve">25. 이것들은 예술가 Ben Wilson의 작품입니다. → </w:t>
-      </w:r>
-      <w:r>
-        <w:rPr>
-          <w:rFonts w:ascii="맑은 고딕" w:hAnsi="맑은 고딕" w:eastAsia="맑은 고딕"/>
-          <w:b/>
-          <w:color w:val="D1323A"/>
-          <w:sz w:val="20"/>
-        </w:rPr>
-        <w:t>They are by the artist Ben Wilson.</w:t>
-      </w:r>
-    </w:p>
-    <w:p>
-      <w:pPr>
-        <w:spacing w:before="20" w:after="0" w:line="276" w:lineRule="auto"/>
-        <w:ind w:left="170"/>
-      </w:pPr>
-      <w:r>
-        <w:rPr>
-          <w:rFonts w:ascii="맑은 고딕" w:hAnsi="맑은 고딕" w:eastAsia="맑은 고딕"/>
-          <w:b w:val="0"/>
-          <w:color w:val="1F2430"/>
-          <w:sz w:val="20"/>
-        </w:rPr>
-        <w:t xml:space="preserve">26. Wilson은 사람들이 길에 버린 껌 위에 그림을 그리는 것으로 잘 알려져 있습니다. → </w:t>
-      </w:r>
-      <w:r>
-        <w:rPr>
-          <w:rFonts w:ascii="맑은 고딕" w:hAnsi="맑은 고딕" w:eastAsia="맑은 고딕"/>
-          <w:b/>
-          <w:color w:val="D1323A"/>
-          <w:sz w:val="20"/>
-        </w:rPr>
-        <w:t>Wilson is well known for painting pictures on gum that people drop on the street.</w:t>
-      </w:r>
-    </w:p>
-    <w:p>
-      <w:pPr>
-        <w:spacing w:before="20" w:after="0" w:line="276" w:lineRule="auto"/>
-        <w:ind w:left="170"/>
-      </w:pPr>
-      <w:r>
-        <w:rPr>
-          <w:rFonts w:ascii="맑은 고딕" w:hAnsi="맑은 고딕" w:eastAsia="맑은 고딕"/>
-          <w:b w:val="0"/>
-          <w:color w:val="1F2430"/>
-          <w:sz w:val="20"/>
-        </w:rPr>
-        <w:t xml:space="preserve">27. 그의 껌 그림은 종종 그가 길에서 만난 사람들의 개인적인 메시지를 담고 있습니다. → </w:t>
-      </w:r>
-      <w:r>
-        <w:rPr>
-          <w:rFonts w:ascii="맑은 고딕" w:hAnsi="맑은 고딕" w:eastAsia="맑은 고딕"/>
-          <w:b/>
-          <w:color w:val="D1323A"/>
-          <w:sz w:val="20"/>
-        </w:rPr>
-        <w:t>His gum paintings often carry personal messages from people he meets on the street.</w:t>
-      </w:r>
-    </w:p>
-    <w:p>
-      <w:pPr>
-        <w:spacing w:before="20" w:after="0" w:line="276" w:lineRule="auto"/>
-        <w:ind w:left="170"/>
-      </w:pPr>
-      <w:r>
-        <w:rPr>
-          <w:rFonts w:ascii="맑은 고딕" w:hAnsi="맑은 고딕" w:eastAsia="맑은 고딕"/>
-          <w:b w:val="0"/>
-          <w:color w:val="1F2430"/>
-          <w:sz w:val="20"/>
-        </w:rPr>
-        <w:t xml:space="preserve">28. 예를 들어, 여기 있는 그림은 사랑하는 사람을 위한 생일 축하 메시지입니다. → </w:t>
-      </w:r>
-      <w:r>
-        <w:rPr>
-          <w:rFonts w:ascii="맑은 고딕" w:hAnsi="맑은 고딕" w:eastAsia="맑은 고딕"/>
-          <w:b/>
-          <w:color w:val="D1323A"/>
-          <w:sz w:val="20"/>
-        </w:rPr>
-        <w:t>For example, the one over here is a happy birthday wish for a loved one.</w:t>
-      </w:r>
-    </w:p>
-    <w:p>
-      <w:pPr>
-        <w:spacing w:before="20" w:after="0" w:line="276" w:lineRule="auto"/>
-        <w:ind w:left="170"/>
-      </w:pPr>
-      <w:r>
-        <w:rPr>
-          <w:rFonts w:ascii="맑은 고딕" w:hAnsi="맑은 고딕" w:eastAsia="맑은 고딕"/>
-          <w:b w:val="0"/>
-          <w:color w:val="1F2430"/>
-          <w:sz w:val="20"/>
-        </w:rPr>
-        <w:t xml:space="preserve">29. Wilson의 껌 그림은 정말 작지만, 많은 사람들에게 큰 기쁨을 줍니다. → </w:t>
-      </w:r>
-      <w:r>
-        <w:rPr>
-          <w:rFonts w:ascii="맑은 고딕" w:hAnsi="맑은 고딕" w:eastAsia="맑은 고딕"/>
-          <w:b/>
-          <w:color w:val="D1323A"/>
-          <w:sz w:val="20"/>
-        </w:rPr>
-        <w:t>Wilson's gum paintings are tiny, but they give great pleasure to many people.</w:t>
       </w:r>
     </w:p>
     <w:tbl>
